--- a/中期检查/中期检查报告.docx
+++ b/中期检查/中期检查报告.docx
@@ -1010,7 +1010,7 @@
           <w:szCs w:val="30"/>
         </w:rPr>
         <w:sectPr>
-          <w:footerReference w:type="even" r:id="rId6"/>
+          <w:footerReference w:type="even" r:id="rId7"/>
           <w:pgSz w:w="11906" w:h="16838" w:code="9"/>
           <w:pgMar w:top="1134" w:right="1134" w:bottom="1134" w:left="1134" w:header="851" w:footer="992" w:gutter="0"/>
           <w:cols w:space="425"/>
@@ -1081,8 +1081,8 @@
       <w:tblGrid>
         <w:gridCol w:w="1274"/>
         <w:gridCol w:w="834"/>
-        <w:gridCol w:w="1367"/>
-        <w:gridCol w:w="945"/>
+        <w:gridCol w:w="1568"/>
+        <w:gridCol w:w="744"/>
         <w:gridCol w:w="1470"/>
         <w:gridCol w:w="2415"/>
         <w:gridCol w:w="1270"/>
@@ -1157,7 +1157,7 @@
         </w:tc>
         <w:tc>
           <w:tcPr>
-            <w:tcW w:w="1367" w:type="dxa"/>
+            <w:tcW w:w="1568" w:type="dxa"/>
             <w:tcBorders>
               <w:top w:val="single" w:sz="4" w:space="0" w:color="auto"/>
               <w:left w:val="single" w:sz="4" w:space="0" w:color="auto"/>
@@ -1203,7 +1203,7 @@
         </w:tc>
         <w:tc>
           <w:tcPr>
-            <w:tcW w:w="945" w:type="dxa"/>
+            <w:tcW w:w="744" w:type="dxa"/>
             <w:tcBorders>
               <w:top w:val="single" w:sz="4" w:space="0" w:color="auto"/>
               <w:left w:val="single" w:sz="4" w:space="0" w:color="auto"/>
@@ -1402,7 +1402,7 @@
         </w:tc>
         <w:tc>
           <w:tcPr>
-            <w:tcW w:w="1367" w:type="dxa"/>
+            <w:tcW w:w="1568" w:type="dxa"/>
             <w:tcBorders>
               <w:top w:val="single" w:sz="4" w:space="0" w:color="auto"/>
               <w:left w:val="single" w:sz="4" w:space="0" w:color="auto"/>
@@ -1431,7 +1431,7 @@
         </w:tc>
         <w:tc>
           <w:tcPr>
-            <w:tcW w:w="945" w:type="dxa"/>
+            <w:tcW w:w="744" w:type="dxa"/>
             <w:tcBorders>
               <w:top w:val="single" w:sz="4" w:space="0" w:color="auto"/>
               <w:left w:val="single" w:sz="4" w:space="0" w:color="auto"/>
@@ -1557,8 +1557,8 @@
                   <v:path o:extrusionok="f" gradientshapeok="t" o:connecttype="rect"/>
                   <o:lock v:ext="edit" aspectratio="t"/>
                 </v:shapetype>
-                <v:shape id="图片 1" o:spid="_x0000_i1025" type="#_x0000_t75" style="width:26.65pt;height:20.55pt;mso-position-horizontal-relative:page;mso-position-vertical-relative:page">
-                  <v:imagedata r:id="rId7" o:title=""/>
+                <v:shape id="图片 1" o:spid="_x0000_i1057" type="#_x0000_t75" style="width:26.9pt;height:20.65pt;mso-position-horizontal-relative:page;mso-position-vertical-relative:page">
+                  <v:imagedata r:id="rId8" o:title=""/>
                 </v:shape>
               </w:pict>
             </w:r>
@@ -1635,7 +1635,7 @@
         </w:tc>
         <w:tc>
           <w:tcPr>
-            <w:tcW w:w="1367" w:type="dxa"/>
+            <w:tcW w:w="1568" w:type="dxa"/>
             <w:tcBorders>
               <w:top w:val="single" w:sz="4" w:space="0" w:color="auto"/>
               <w:left w:val="single" w:sz="4" w:space="0" w:color="auto"/>
@@ -1667,7 +1667,7 @@
         </w:tc>
         <w:tc>
           <w:tcPr>
-            <w:tcW w:w="945" w:type="dxa"/>
+            <w:tcW w:w="744" w:type="dxa"/>
             <w:tcBorders>
               <w:top w:val="single" w:sz="4" w:space="0" w:color="auto"/>
               <w:left w:val="single" w:sz="4" w:space="0" w:color="auto"/>
@@ -1789,7 +1789,7 @@
               </w:rPr>
               <w:pict w14:anchorId="01D9EA9F">
                 <v:shape id="图片 2" o:spid="_x0000_s2053" type="#_x0000_t75" style="position:absolute;left:0;text-align:left;margin-left:11.5pt;margin-top:24.05pt;width:43.8pt;height:24.1pt;z-index:251659264;mso-position-horizontal-relative:text;mso-position-vertical-relative:text">
-                  <v:imagedata r:id="rId8" o:title=""/>
+                  <v:imagedata r:id="rId9" o:title=""/>
                 </v:shape>
               </w:pict>
             </w:r>
@@ -1799,8 +1799,8 @@
                 <w:u w:color="000000"/>
               </w:rPr>
               <w:pict w14:anchorId="200A8079">
-                <v:shape id="图片 2" o:spid="_x0000_i1026" type="#_x0000_t75" style="width:62.2pt;height:27.1pt;mso-position-horizontal-relative:page;mso-position-vertical-relative:page">
-                  <v:imagedata r:id="rId9" o:title="2b074c5916d171a4db8a6f500fa00cfa"/>
+                <v:shape id="图片 2" o:spid="_x0000_i1058" type="#_x0000_t75" style="width:62pt;height:26.9pt;mso-position-horizontal-relative:page;mso-position-vertical-relative:page">
+                  <v:imagedata r:id="rId10" o:title="2b074c5916d171a4db8a6f500fa00cfa"/>
                 </v:shape>
               </w:pict>
             </w:r>
@@ -1877,7 +1877,7 @@
         </w:tc>
         <w:tc>
           <w:tcPr>
-            <w:tcW w:w="1367" w:type="dxa"/>
+            <w:tcW w:w="1568" w:type="dxa"/>
             <w:tcBorders>
               <w:top w:val="single" w:sz="4" w:space="0" w:color="auto"/>
               <w:left w:val="single" w:sz="4" w:space="0" w:color="auto"/>
@@ -1909,7 +1909,7 @@
         </w:tc>
         <w:tc>
           <w:tcPr>
-            <w:tcW w:w="945" w:type="dxa"/>
+            <w:tcW w:w="744" w:type="dxa"/>
             <w:tcBorders>
               <w:top w:val="single" w:sz="4" w:space="0" w:color="auto"/>
               <w:left w:val="single" w:sz="4" w:space="0" w:color="auto"/>
@@ -2099,7 +2099,7 @@
         </w:tc>
         <w:tc>
           <w:tcPr>
-            <w:tcW w:w="1367" w:type="dxa"/>
+            <w:tcW w:w="1568" w:type="dxa"/>
             <w:tcBorders>
               <w:top w:val="single" w:sz="4" w:space="0" w:color="auto"/>
               <w:left w:val="single" w:sz="4" w:space="0" w:color="auto"/>
@@ -2131,7 +2131,7 @@
         </w:tc>
         <w:tc>
           <w:tcPr>
-            <w:tcW w:w="945" w:type="dxa"/>
+            <w:tcW w:w="744" w:type="dxa"/>
             <w:tcBorders>
               <w:top w:val="single" w:sz="4" w:space="0" w:color="auto"/>
               <w:left w:val="single" w:sz="4" w:space="0" w:color="auto"/>
@@ -2252,8 +2252,8 @@
                 <w:color w:val="000000"/>
               </w:rPr>
               <w:pict w14:anchorId="239BF4B7">
-                <v:shape id="图片 26" o:spid="_x0000_i1027" type="#_x0000_t75" style="width:60.3pt;height:29.45pt;mso-position-horizontal-relative:page;mso-position-vertical-relative:page">
-                  <v:imagedata r:id="rId10" o:title=""/>
+                <v:shape id="图片 26" o:spid="_x0000_i1059" type="#_x0000_t75" style="width:60.1pt;height:29.45pt;mso-position-horizontal-relative:page;mso-position-vertical-relative:page">
+                  <v:imagedata r:id="rId11" o:title=""/>
                 </v:shape>
               </w:pict>
             </w:r>
@@ -2332,7 +2332,7 @@
         </w:tc>
         <w:tc>
           <w:tcPr>
-            <w:tcW w:w="1367" w:type="dxa"/>
+            <w:tcW w:w="1568" w:type="dxa"/>
             <w:tcBorders>
               <w:top w:val="single" w:sz="4" w:space="0" w:color="auto"/>
               <w:left w:val="single" w:sz="4" w:space="0" w:color="auto"/>
@@ -2364,7 +2364,7 @@
         </w:tc>
         <w:tc>
           <w:tcPr>
-            <w:tcW w:w="945" w:type="dxa"/>
+            <w:tcW w:w="744" w:type="dxa"/>
             <w:tcBorders>
               <w:top w:val="single" w:sz="4" w:space="0" w:color="auto"/>
               <w:left w:val="single" w:sz="4" w:space="0" w:color="auto"/>
@@ -2484,8 +2484,8 @@
                 <w:u w:color="000000"/>
               </w:rPr>
               <w:pict w14:anchorId="7B878D5C">
-                <v:shape id="图片 3" o:spid="_x0000_i1028" type="#_x0000_t75" style="width:72.95pt;height:30.85pt;mso-position-horizontal-relative:page;mso-position-vertical-relative:page">
-                  <v:imagedata r:id="rId11" o:title="c69f04349404cd82c18014ac992385f7"/>
+                <v:shape id="图片 3" o:spid="_x0000_i1060" type="#_x0000_t75" style="width:72.65pt;height:30.7pt;mso-position-horizontal-relative:page;mso-position-vertical-relative:page">
+                  <v:imagedata r:id="rId12" o:title="c69f04349404cd82c18014ac992385f7"/>
                 </v:shape>
               </w:pict>
             </w:r>
@@ -2766,278 +2766,1883 @@
           <w:sz w:val="32"/>
           <w:szCs w:val="32"/>
         </w:rPr>
-        <w:t>、</w:t>
-      </w:r>
-      <w:r>
-        <w:rPr>
-          <w:rFonts w:ascii="宋体" w:hAnsi="宋体" w:hint="eastAsia"/>
+        <w:t>、项目简介</w:t>
+      </w:r>
+    </w:p>
+    <w:p>
+      <w:pPr>
+        <w:pStyle w:val="aa"/>
+        <w:ind w:firstLineChars="200" w:firstLine="480"/>
+        <w:rPr>
+          <w:sz w:val="24"/>
+        </w:rPr>
+      </w:pPr>
+      <w:r>
+        <w:rPr>
+          <w:rFonts w:hint="eastAsia"/>
+          <w:sz w:val="24"/>
+        </w:rPr>
+        <w:t>本项目旨在构建一套基于多源卫星遥感的全球城市韧性量化分析方法，并研发集海量数据处理、复杂模型评估与智能决策支持于一体的系统平台。当前全球城市韧性研究普遍面临数据口径异质化、时空分辨率低下的瓶颈，导致难以在跨国别、</w:t>
+      </w:r>
+      <w:proofErr w:type="gramStart"/>
+      <w:r>
+        <w:rPr>
+          <w:rFonts w:hint="eastAsia"/>
+          <w:sz w:val="24"/>
+        </w:rPr>
+        <w:t>跨灾种</w:t>
+      </w:r>
+      <w:proofErr w:type="gramEnd"/>
+      <w:r>
+        <w:rPr>
+          <w:rFonts w:hint="eastAsia"/>
+          <w:sz w:val="24"/>
+        </w:rPr>
+        <w:t>尺度上进行横向规律探究。针对这一核心痛点，本项目以“演进式韧性”理论为核心支撑，融合长时序夜间灯光遥感（</w:t>
+      </w:r>
+      <w:r>
+        <w:rPr>
+          <w:rFonts w:hint="eastAsia"/>
+          <w:sz w:val="24"/>
+        </w:rPr>
+        <w:t>NPP/VIIRS</w:t>
+      </w:r>
+      <w:r>
+        <w:rPr>
+          <w:sz w:val="24"/>
+        </w:rPr>
+        <w:t xml:space="preserve"> </w:t>
+      </w:r>
+      <w:r>
+        <w:rPr>
+          <w:rFonts w:hint="eastAsia"/>
+          <w:sz w:val="24"/>
+        </w:rPr>
+        <w:t>NTL</w:t>
+      </w:r>
+      <w:r>
+        <w:rPr>
+          <w:rFonts w:hint="eastAsia"/>
+          <w:sz w:val="24"/>
+        </w:rPr>
+        <w:t>）、多源自然灾害事件（</w:t>
+      </w:r>
+      <w:r>
+        <w:rPr>
+          <w:rFonts w:hint="eastAsia"/>
+          <w:sz w:val="24"/>
+        </w:rPr>
+        <w:t>USGS</w:t>
+      </w:r>
+      <w:r>
+        <w:rPr>
+          <w:rFonts w:hint="eastAsia"/>
+          <w:sz w:val="24"/>
+        </w:rPr>
+        <w:t>地震、全球热带气旋）以及宏观社会经济等多维度数据，力求打破传统实地统计数据的局限，构建具有“反事实”基准的韧性量化模型与城市聚类网络，从而客观揭示不同</w:t>
+      </w:r>
+      <w:proofErr w:type="gramStart"/>
+      <w:r>
+        <w:rPr>
+          <w:rFonts w:hint="eastAsia"/>
+          <w:sz w:val="24"/>
+        </w:rPr>
+        <w:t>地理域与经济体</w:t>
+      </w:r>
+      <w:proofErr w:type="gramEnd"/>
+      <w:r>
+        <w:rPr>
+          <w:rFonts w:hint="eastAsia"/>
+          <w:sz w:val="24"/>
+        </w:rPr>
+        <w:t>下的城市在遭受外部冲击时的动态响应模式与恢复演进规律。</w:t>
+      </w:r>
+    </w:p>
+    <w:p>
+      <w:pPr>
+        <w:pStyle w:val="aa"/>
+        <w:ind w:firstLineChars="200" w:firstLine="480"/>
+        <w:rPr>
+          <w:sz w:val="24"/>
+        </w:rPr>
+      </w:pPr>
+      <w:r>
+        <w:rPr>
+          <w:rFonts w:hint="eastAsia"/>
+          <w:sz w:val="24"/>
+        </w:rPr>
+        <w:t>截至项目中期，团队已扎实完成底层数据基座与核心分析管线的搭建。通过</w:t>
+      </w:r>
+      <w:r>
+        <w:rPr>
+          <w:rFonts w:hint="eastAsia"/>
+          <w:sz w:val="24"/>
+        </w:rPr>
+        <w:t>Google</w:t>
+      </w:r>
+      <w:r>
+        <w:rPr>
+          <w:sz w:val="24"/>
+        </w:rPr>
+        <w:t xml:space="preserve"> Earth Engine (GEE) </w:t>
+      </w:r>
+      <w:r>
+        <w:rPr>
+          <w:rFonts w:hint="eastAsia"/>
+          <w:sz w:val="24"/>
+        </w:rPr>
+        <w:t>平台，成功部署了多源遥感数据的自动化提取与标准化清洗流程，累计处理包</w:t>
+      </w:r>
+      <w:r>
+        <w:rPr>
+          <w:rFonts w:hint="eastAsia"/>
+          <w:sz w:val="24"/>
+        </w:rPr>
+        <w:lastRenderedPageBreak/>
+        <w:t>含</w:t>
+      </w:r>
+      <w:r>
+        <w:rPr>
+          <w:rFonts w:hint="eastAsia"/>
+          <w:sz w:val="24"/>
+        </w:rPr>
+        <w:t>18</w:t>
+      </w:r>
+      <w:r>
+        <w:rPr>
+          <w:rFonts w:hint="eastAsia"/>
+          <w:sz w:val="24"/>
+        </w:rPr>
+        <w:t>批次全球</w:t>
+      </w:r>
+      <w:r>
+        <w:rPr>
+          <w:rFonts w:hint="eastAsia"/>
+          <w:sz w:val="24"/>
+        </w:rPr>
+        <w:t>M6.5+</w:t>
+      </w:r>
+      <w:r>
+        <w:rPr>
+          <w:rFonts w:hint="eastAsia"/>
+          <w:sz w:val="24"/>
+        </w:rPr>
+        <w:t>地震及</w:t>
+      </w:r>
+      <w:r>
+        <w:rPr>
+          <w:rFonts w:hint="eastAsia"/>
+          <w:sz w:val="24"/>
+        </w:rPr>
+        <w:t>136</w:t>
+      </w:r>
+      <w:r>
+        <w:rPr>
+          <w:rFonts w:hint="eastAsia"/>
+          <w:sz w:val="24"/>
+        </w:rPr>
+        <w:t>批次</w:t>
+      </w:r>
+      <w:r>
+        <w:rPr>
+          <w:rFonts w:hint="eastAsia"/>
+          <w:sz w:val="24"/>
+        </w:rPr>
+        <w:t>Cat3+</w:t>
+      </w:r>
+      <w:r>
+        <w:rPr>
+          <w:rFonts w:hint="eastAsia"/>
+          <w:sz w:val="24"/>
+        </w:rPr>
+        <w:t>飓风的</w:t>
+      </w:r>
+      <w:proofErr w:type="gramStart"/>
+      <w:r>
+        <w:rPr>
+          <w:rFonts w:hint="eastAsia"/>
+          <w:sz w:val="24"/>
+        </w:rPr>
+        <w:t>高频周度</w:t>
+      </w:r>
+      <w:proofErr w:type="gramEnd"/>
+      <w:r>
+        <w:rPr>
+          <w:rFonts w:hint="eastAsia"/>
+          <w:sz w:val="24"/>
+        </w:rPr>
+        <w:t>与月度序列数据，并平行扩展了地表温度（</w:t>
+      </w:r>
+      <w:r>
+        <w:rPr>
+          <w:rFonts w:hint="eastAsia"/>
+          <w:sz w:val="24"/>
+        </w:rPr>
+        <w:t>LST</w:t>
+      </w:r>
+      <w:r>
+        <w:rPr>
+          <w:rFonts w:hint="eastAsia"/>
+          <w:sz w:val="24"/>
+        </w:rPr>
+        <w:t>）与二氧化氮（</w:t>
+      </w:r>
+      <w:r>
+        <w:rPr>
+          <w:rFonts w:hint="eastAsia"/>
+          <w:sz w:val="24"/>
+        </w:rPr>
+        <w:t>NO2</w:t>
+      </w:r>
+      <w:r>
+        <w:rPr>
+          <w:rFonts w:hint="eastAsia"/>
+          <w:sz w:val="24"/>
+        </w:rPr>
+        <w:t>）等环境代理指标。在算法验证层面，初步完成了基于</w:t>
+      </w:r>
+      <w:r>
+        <w:rPr>
+          <w:rFonts w:hint="eastAsia"/>
+          <w:sz w:val="24"/>
+        </w:rPr>
+        <w:t>EURm</w:t>
+      </w:r>
+      <w:r>
+        <w:rPr>
+          <w:rFonts w:hint="eastAsia"/>
+          <w:sz w:val="24"/>
+        </w:rPr>
+        <w:t>等指数的单体城市灾害冲击响应测算，并创新性地引入</w:t>
+      </w:r>
+      <w:r>
+        <w:rPr>
+          <w:rFonts w:hint="eastAsia"/>
+          <w:sz w:val="24"/>
+        </w:rPr>
+        <w:t>XGBoost</w:t>
+      </w:r>
+      <w:r>
+        <w:rPr>
+          <w:rFonts w:hint="eastAsia"/>
+          <w:sz w:val="24"/>
+        </w:rPr>
+        <w:t>与随机森林等机器学习前沿算法，跑通了从遥感特征空间向实体经济指标（如</w:t>
+      </w:r>
+      <w:r>
+        <w:rPr>
+          <w:rFonts w:hint="eastAsia"/>
+          <w:sz w:val="24"/>
+        </w:rPr>
+        <w:t>GDP</w:t>
+      </w:r>
+      <w:r>
+        <w:rPr>
+          <w:rFonts w:hint="eastAsia"/>
+          <w:sz w:val="24"/>
+        </w:rPr>
+        <w:t>预测、工业增加值反演）的高精度映射链路。后期研究将以此结构化数据为依托，深化多指标复合韧性指数构建与</w:t>
+      </w:r>
+      <w:r>
+        <w:rPr>
+          <w:rFonts w:hint="eastAsia"/>
+          <w:sz w:val="24"/>
+        </w:rPr>
+        <w:t>K-Means</w:t>
+      </w:r>
+      <w:r>
+        <w:rPr>
+          <w:rFonts w:hint="eastAsia"/>
+          <w:sz w:val="24"/>
+        </w:rPr>
+        <w:t>无监督聚类分析，最终深度集成大语言模型（</w:t>
+      </w:r>
+      <w:r>
+        <w:rPr>
+          <w:rFonts w:hint="eastAsia"/>
+          <w:sz w:val="24"/>
+        </w:rPr>
+        <w:t>LLM</w:t>
+      </w:r>
+      <w:r>
+        <w:rPr>
+          <w:rFonts w:hint="eastAsia"/>
+          <w:sz w:val="24"/>
+        </w:rPr>
+        <w:t>）与</w:t>
+      </w:r>
+      <w:r>
+        <w:rPr>
+          <w:rFonts w:hint="eastAsia"/>
+          <w:sz w:val="24"/>
+        </w:rPr>
+        <w:t>RAG</w:t>
+      </w:r>
+      <w:r>
+        <w:rPr>
+          <w:rFonts w:hint="eastAsia"/>
+          <w:sz w:val="24"/>
+        </w:rPr>
+        <w:t>检索增强生成技术，开发具备自然语言问答与情境推理能力的“城市韧性智能体”，实现从基础科学发现到精准防灾减灾决策支持的范式跨越。</w:t>
+      </w:r>
+    </w:p>
+    <w:p>
+      <w:pPr>
+        <w:tabs>
+          <w:tab w:val="left" w:pos="4830"/>
+        </w:tabs>
+        <w:spacing w:before="100" w:beforeAutospacing="1" w:after="100" w:afterAutospacing="1"/>
+        <w:ind w:left="161" w:hangingChars="50" w:hanging="161"/>
+        <w:rPr>
+          <w:rFonts w:ascii="宋体" w:hAnsi="宋体"/>
           <w:b/>
           <w:color w:val="000000"/>
           <w:sz w:val="32"/>
           <w:szCs w:val="32"/>
         </w:rPr>
-        <w:t>项目简介</w:t>
-      </w:r>
-    </w:p>
-    <w:p>
-      <w:pPr>
-        <w:spacing w:beforeLines="50" w:before="120" w:afterLines="100" w:after="240"/>
-        <w:ind w:firstLine="420"/>
-        <w:rPr>
+      </w:pPr>
+      <w:r>
+        <w:rPr>
+          <w:rFonts w:hint="eastAsia"/>
+          <w:b/>
+          <w:color w:val="000000"/>
+          <w:sz w:val="32"/>
+          <w:szCs w:val="32"/>
+        </w:rPr>
+        <w:t>2</w:t>
+      </w:r>
+      <w:r>
+        <w:rPr>
+          <w:rFonts w:ascii="宋体" w:hAnsi="宋体" w:hint="eastAsia"/>
+          <w:b/>
+          <w:color w:val="000000"/>
+          <w:sz w:val="32"/>
+          <w:szCs w:val="32"/>
+        </w:rPr>
+        <w:t>、</w:t>
+      </w:r>
+      <w:r>
+        <w:rPr>
+          <w:rFonts w:ascii="宋体" w:hAnsi="宋体" w:hint="eastAsia"/>
+          <w:b/>
+          <w:color w:val="000000"/>
+          <w:sz w:val="32"/>
+          <w:szCs w:val="32"/>
+        </w:rPr>
+        <w:t>立项背景</w:t>
+      </w:r>
+    </w:p>
+    <w:p>
+      <w:pPr>
+        <w:pStyle w:val="aa"/>
+        <w:ind w:firstLineChars="200" w:firstLine="482"/>
+        <w:rPr>
+          <w:b/>
           <w:bCs/>
           <w:sz w:val="24"/>
         </w:rPr>
       </w:pPr>
       <w:r>
         <w:rPr>
+          <w:rFonts w:hint="eastAsia"/>
+          <w:b/>
           <w:bCs/>
           <w:sz w:val="24"/>
         </w:rPr>
-        <w:t>本项目旨在构建一套基于多源卫星遥感的全球城市韧性量化分析方法，并开发集数据处理、模型评估与智能决策支持于一体的系统平台。针对传统评估过度依赖地方统计数据导致难以进行大尺度横向比较的痛点，本项目以</w:t>
-      </w:r>
-      <w:r>
-        <w:rPr>
+        <w:t>2.</w:t>
+      </w:r>
+      <w:r>
+        <w:rPr>
+          <w:b/>
           <w:bCs/>
           <w:sz w:val="24"/>
         </w:rPr>
-        <w:t>“</w:t>
-      </w:r>
-      <w:r>
-        <w:rPr>
+        <w:t xml:space="preserve">1 </w:t>
+      </w:r>
+      <w:r>
+        <w:rPr>
+          <w:rFonts w:hint="eastAsia"/>
+          <w:b/>
           <w:bCs/>
           <w:sz w:val="24"/>
         </w:rPr>
-        <w:t>演进式韧性</w:t>
-      </w:r>
-      <w:r>
-        <w:rPr>
+        <w:t>现实困境：极端灾害常态化与城市系统的内生脆弱性</w:t>
+      </w:r>
+    </w:p>
+    <w:p>
+      <w:pPr>
+        <w:pStyle w:val="aa"/>
+        <w:ind w:firstLineChars="200" w:firstLine="480"/>
+        <w:rPr>
+          <w:sz w:val="24"/>
+        </w:rPr>
+      </w:pPr>
+      <w:r>
+        <w:rPr>
+          <w:rFonts w:hint="eastAsia"/>
+          <w:sz w:val="24"/>
+        </w:rPr>
+        <w:t>在全球气候变化与深度城市化的双重驱动下，极端自然灾害（如破坏性地震、高强度飓风及极端降水等）的发生频率与破坏力显著攀升。现代城市作为人口、资本与关键基础设施的高度集聚区，其内部各子系统间的强耦合性极大地放大了面对外部冲击时的系统性脆弱性。传统的、以“工程防御”为绝对核心的防灾减灾思路已难以应对高度不确定的复合型风险。因此，联合国减灾办公室（</w:t>
+      </w:r>
+      <w:r>
+        <w:rPr>
+          <w:rFonts w:hint="eastAsia"/>
+          <w:sz w:val="24"/>
+        </w:rPr>
+        <w:t>UNDRR</w:t>
+      </w:r>
+      <w:r>
+        <w:rPr>
+          <w:rFonts w:hint="eastAsia"/>
+          <w:sz w:val="24"/>
+        </w:rPr>
+        <w:t>）发起的“让城市更具韧性</w:t>
+      </w:r>
+      <w:r>
+        <w:rPr>
+          <w:sz w:val="24"/>
+        </w:rPr>
+        <w:t xml:space="preserve"> </w:t>
+      </w:r>
+      <w:r>
+        <w:rPr>
+          <w:rFonts w:hint="eastAsia"/>
+          <w:sz w:val="24"/>
+        </w:rPr>
+        <w:t>2030</w:t>
+      </w:r>
+      <w:r>
+        <w:rPr>
+          <w:rFonts w:hint="eastAsia"/>
+          <w:sz w:val="24"/>
+        </w:rPr>
+        <w:t>”（</w:t>
+      </w:r>
+      <w:r>
+        <w:rPr>
+          <w:rFonts w:hint="eastAsia"/>
+          <w:sz w:val="24"/>
+        </w:rPr>
+        <w:t>MCR2030</w:t>
+      </w:r>
+      <w:r>
+        <w:rPr>
+          <w:rFonts w:hint="eastAsia"/>
+          <w:sz w:val="24"/>
+        </w:rPr>
+        <w:t>）等倡议，标志着全球防灾减灾理念正从被动的“灾前抵御”向主动的“系统吸收、快速恢复与适应演进”全面转型。然而，如何将这一宏观倡议转化为可度量、可比较的科学评估体系，仍是当前城市地理学与灾害风险科学亟待攻克的现实难题。</w:t>
+      </w:r>
+    </w:p>
+    <w:p>
+      <w:pPr>
+        <w:pStyle w:val="aa"/>
+        <w:ind w:firstLineChars="200" w:firstLine="482"/>
+        <w:rPr>
+          <w:b/>
           <w:bCs/>
           <w:sz w:val="24"/>
         </w:rPr>
-        <w:t>”</w:t>
-      </w:r>
-      <w:r>
-        <w:rPr>
+      </w:pPr>
+      <w:r>
+        <w:rPr>
+          <w:b/>
           <w:bCs/>
           <w:sz w:val="24"/>
         </w:rPr>
-        <w:t>理论为核心，融合长时序夜间灯光遥感（</w:t>
-      </w:r>
-      <w:r>
-        <w:rPr>
+        <w:t>2.</w:t>
+      </w:r>
+      <w:r>
+        <w:rPr>
+          <w:rFonts w:hint="eastAsia"/>
+          <w:b/>
           <w:bCs/>
           <w:sz w:val="24"/>
         </w:rPr>
+        <w:t>2</w:t>
+      </w:r>
+      <w:r>
+        <w:rPr>
+          <w:b/>
+          <w:bCs/>
+          <w:sz w:val="24"/>
+        </w:rPr>
+        <w:t xml:space="preserve"> </w:t>
+      </w:r>
+      <w:r>
+        <w:rPr>
+          <w:rFonts w:hint="eastAsia"/>
+          <w:b/>
+          <w:bCs/>
+          <w:sz w:val="24"/>
+        </w:rPr>
+        <w:t>理论演进与方法学瓶颈：从静态基准到动态重构</w:t>
+      </w:r>
+    </w:p>
+    <w:p>
+      <w:pPr>
+        <w:pStyle w:val="aa"/>
+        <w:ind w:firstLineChars="200" w:firstLine="480"/>
+        <w:rPr>
+          <w:sz w:val="24"/>
+        </w:rPr>
+      </w:pPr>
+      <w:r>
+        <w:rPr>
+          <w:rFonts w:hint="eastAsia"/>
+          <w:sz w:val="24"/>
+        </w:rPr>
+        <w:t>在理论层面，学术界对“城市韧性”的认知已从早期的“工程韧性”（强调恢复至灾前原状）演进为强调动态适应与结构优化的“演进式韧性”（</w:t>
+      </w:r>
+      <w:r>
+        <w:rPr>
+          <w:rFonts w:hint="eastAsia"/>
+          <w:sz w:val="24"/>
+        </w:rPr>
+        <w:t>Build</w:t>
+      </w:r>
+      <w:r>
+        <w:rPr>
+          <w:sz w:val="24"/>
+        </w:rPr>
+        <w:t xml:space="preserve"> Back </w:t>
+      </w:r>
+      <w:r>
+        <w:rPr>
+          <w:rFonts w:hint="eastAsia"/>
+          <w:sz w:val="24"/>
+        </w:rPr>
+        <w:t>Better</w:t>
+      </w:r>
+      <w:r>
+        <w:rPr>
+          <w:rFonts w:hint="eastAsia"/>
+          <w:sz w:val="24"/>
+        </w:rPr>
+        <w:t>）。与之相悖的是，现有的韧性量化实证研究大多仍依赖于地方统计年鉴、灾情速报与灾后实地调查等传统数据源。这类数据存在不可忽视的先天缺陷：一是时间分辨率过低（多为年度数据），难以捕捉灾害发生后数周至数月内的非线性恢复轨迹；二是空间粒度</w:t>
+      </w:r>
+      <w:proofErr w:type="gramStart"/>
+      <w:r>
+        <w:rPr>
+          <w:rFonts w:hint="eastAsia"/>
+          <w:sz w:val="24"/>
+        </w:rPr>
+        <w:t>粗放且</w:t>
+      </w:r>
+      <w:proofErr w:type="gramEnd"/>
+      <w:r>
+        <w:rPr>
+          <w:rFonts w:hint="eastAsia"/>
+          <w:sz w:val="24"/>
+        </w:rPr>
+        <w:t>评估标准高度碎片化，导致无法在全球尺度下对不同发展水平城市的韧性表现开展严密的横向对比分析。这种“数据孤岛”现象严重制约了韧性评估从局部案例剖析向大规模普适性规律探索的迈进。</w:t>
+      </w:r>
+    </w:p>
+    <w:p>
+      <w:pPr>
+        <w:pStyle w:val="aa"/>
+        <w:ind w:firstLineChars="200" w:firstLine="482"/>
+        <w:rPr>
+          <w:b/>
+          <w:bCs/>
+          <w:sz w:val="24"/>
+        </w:rPr>
+      </w:pPr>
+      <w:r>
+        <w:rPr>
+          <w:rFonts w:hint="eastAsia"/>
+          <w:b/>
+          <w:bCs/>
+          <w:sz w:val="24"/>
+        </w:rPr>
+        <w:t>2.</w:t>
+      </w:r>
+      <w:r>
+        <w:rPr>
+          <w:b/>
+          <w:bCs/>
+          <w:sz w:val="24"/>
+        </w:rPr>
+        <w:t xml:space="preserve">3 </w:t>
+      </w:r>
+      <w:r>
+        <w:rPr>
+          <w:rFonts w:hint="eastAsia"/>
+          <w:b/>
+          <w:bCs/>
+          <w:sz w:val="24"/>
+        </w:rPr>
+        <w:t>技术破局：遥感时空大数据与可解释智能算法的融合</w:t>
+      </w:r>
+    </w:p>
+    <w:p>
+      <w:pPr>
+        <w:pStyle w:val="aa"/>
+        <w:ind w:firstLineChars="200" w:firstLine="480"/>
+        <w:rPr>
+          <w:sz w:val="24"/>
+        </w:rPr>
+      </w:pPr>
+      <w:r>
+        <w:rPr>
+          <w:rFonts w:hint="eastAsia"/>
+          <w:sz w:val="24"/>
+        </w:rPr>
+        <w:t>在此背景下，全天候、大尺度、周期性的卫星遥感观测网络为突破上述数据瓶颈提供了革命性的技术路径。特别是</w:t>
+      </w:r>
+      <w:r>
+        <w:rPr>
+          <w:rFonts w:hint="eastAsia"/>
+          <w:sz w:val="24"/>
+        </w:rPr>
+        <w:t>NPP/VIIRS</w:t>
+      </w:r>
+      <w:r>
+        <w:rPr>
+          <w:rFonts w:hint="eastAsia"/>
+          <w:sz w:val="24"/>
+        </w:rPr>
+        <w:t>夜间灯光（</w:t>
+      </w:r>
+      <w:r>
+        <w:rPr>
+          <w:rFonts w:hint="eastAsia"/>
+          <w:sz w:val="24"/>
+        </w:rPr>
         <w:t>NTL</w:t>
       </w:r>
       <w:r>
         <w:rPr>
+          <w:rFonts w:hint="eastAsia"/>
+          <w:sz w:val="24"/>
+        </w:rPr>
+        <w:t>）数据，因其能够连续、客观地表征地表人类活动强度与经济复苏状态，已成为刻画灾后城市社会经济系统动态响应的理想“代理变量”。此外，随着可解释机器学习（如</w:t>
+      </w:r>
+      <w:r>
+        <w:rPr>
+          <w:rFonts w:hint="eastAsia"/>
+          <w:sz w:val="24"/>
+        </w:rPr>
+        <w:t>XGBoost</w:t>
+      </w:r>
+      <w:r>
+        <w:rPr>
+          <w:rFonts w:hint="eastAsia"/>
+          <w:sz w:val="24"/>
+        </w:rPr>
+        <w:t>、</w:t>
+      </w:r>
+      <w:r>
+        <w:rPr>
+          <w:rFonts w:hint="eastAsia"/>
+          <w:sz w:val="24"/>
+        </w:rPr>
+        <w:t>SHAP</w:t>
+      </w:r>
+      <w:r>
+        <w:rPr>
+          <w:rFonts w:hint="eastAsia"/>
+          <w:sz w:val="24"/>
+        </w:rPr>
+        <w:t>架构）与大语言模型（</w:t>
+      </w:r>
+      <w:r>
+        <w:rPr>
+          <w:rFonts w:hint="eastAsia"/>
+          <w:sz w:val="24"/>
+        </w:rPr>
+        <w:t>LLM</w:t>
+      </w:r>
+      <w:r>
+        <w:rPr>
+          <w:rFonts w:hint="eastAsia"/>
+          <w:sz w:val="24"/>
+        </w:rPr>
+        <w:t>）的飞速发展，使得对海量、高维非线性空间数据的深度特征挖掘成为可能。本项目正是在此科学前沿交叉点立项，旨在通过融合多源卫星遥感与智能算法，重构全球城市韧性的定量评价基准。这不仅能够在理论层面弥补传统静态评估在时空动态演进刻画上的不足，更能在应用层面为全球防灾减灾规划、韧性城市</w:t>
+      </w:r>
+      <w:proofErr w:type="gramStart"/>
+      <w:r>
+        <w:rPr>
+          <w:rFonts w:hint="eastAsia"/>
+          <w:sz w:val="24"/>
+        </w:rPr>
+        <w:t>建设及跨区域</w:t>
+      </w:r>
+      <w:proofErr w:type="gramEnd"/>
+      <w:r>
+        <w:rPr>
+          <w:rFonts w:hint="eastAsia"/>
+          <w:sz w:val="24"/>
+        </w:rPr>
+        <w:t>资源调配提供标准化、数据驱动的底层决策支撑。</w:t>
+      </w:r>
+    </w:p>
+    <w:p>
+      <w:pPr>
+        <w:tabs>
+          <w:tab w:val="left" w:pos="4830"/>
+        </w:tabs>
+        <w:spacing w:before="100" w:beforeAutospacing="1" w:after="100" w:afterAutospacing="1"/>
+        <w:ind w:left="161" w:hangingChars="50" w:hanging="161"/>
+        <w:rPr>
+          <w:rFonts w:ascii="宋体" w:hAnsi="宋体" w:hint="eastAsia"/>
+          <w:b/>
+          <w:color w:val="000000"/>
+          <w:sz w:val="32"/>
+          <w:szCs w:val="32"/>
+        </w:rPr>
+      </w:pPr>
+      <w:r>
+        <w:rPr>
+          <w:rFonts w:hint="eastAsia"/>
+          <w:b/>
+          <w:color w:val="000000"/>
+          <w:sz w:val="32"/>
+          <w:szCs w:val="32"/>
+        </w:rPr>
+        <w:t>3</w:t>
+      </w:r>
+      <w:r>
+        <w:rPr>
+          <w:rFonts w:ascii="宋体" w:hAnsi="宋体" w:hint="eastAsia"/>
+          <w:b/>
+          <w:color w:val="000000"/>
+          <w:sz w:val="32"/>
+          <w:szCs w:val="32"/>
+        </w:rPr>
+        <w:t>、</w:t>
+      </w:r>
+      <w:r>
+        <w:rPr>
+          <w:rFonts w:ascii="宋体" w:hAnsi="宋体" w:hint="eastAsia"/>
+          <w:b/>
+          <w:color w:val="000000"/>
+          <w:sz w:val="32"/>
+          <w:szCs w:val="32"/>
+        </w:rPr>
+        <w:t>项目方案</w:t>
+      </w:r>
+    </w:p>
+    <w:p>
+      <w:pPr>
+        <w:pStyle w:val="aa"/>
+        <w:ind w:firstLineChars="200" w:firstLine="480"/>
+        <w:rPr>
+          <w:sz w:val="24"/>
+        </w:rPr>
+      </w:pPr>
+      <w:r>
+        <w:rPr>
+          <w:rFonts w:hint="eastAsia"/>
+          <w:sz w:val="24"/>
+        </w:rPr>
+        <w:t>为确保研究目标的顺利实现，本项目严格遵循“数据基座夯实—核心模型构建—机制规律挖掘—智能系统集成”的递进式逻辑闭环，具体实施方案细分为以下四个核心模块：</w:t>
+      </w:r>
+    </w:p>
+    <w:p>
+      <w:pPr>
+        <w:pStyle w:val="aa"/>
+        <w:ind w:firstLineChars="200" w:firstLine="482"/>
+        <w:rPr>
+          <w:sz w:val="24"/>
+        </w:rPr>
+      </w:pPr>
+      <w:r>
+        <w:rPr>
+          <w:rFonts w:hint="eastAsia"/>
+          <w:b/>
           <w:bCs/>
           <w:sz w:val="24"/>
         </w:rPr>
-        <w:t>）、多源灾害事件（地震、飓风）及社会经济等多维数据，构建具有</w:t>
-      </w:r>
-      <w:r>
-        <w:rPr>
+        <w:lastRenderedPageBreak/>
+        <w:t>3.</w:t>
+      </w:r>
+      <w:r>
+        <w:rPr>
+          <w:b/>
           <w:bCs/>
           <w:sz w:val="24"/>
         </w:rPr>
-        <w:t>“</w:t>
-      </w:r>
-      <w:r>
-        <w:rPr>
+        <w:t xml:space="preserve">1 </w:t>
+      </w:r>
+      <w:r>
+        <w:rPr>
+          <w:rFonts w:hint="eastAsia"/>
+          <w:b/>
           <w:bCs/>
           <w:sz w:val="24"/>
         </w:rPr>
+        <w:t>建立全球多灾种场景下的标准化遥感数据管线</w:t>
+      </w:r>
+      <w:r>
+        <w:rPr>
+          <w:sz w:val="24"/>
+        </w:rPr>
+        <w:br/>
+      </w:r>
+      <w:r>
+        <w:rPr>
+          <w:rFonts w:hint="eastAsia"/>
+          <w:sz w:val="24"/>
+        </w:rPr>
+        <w:t>本项目摒弃单一案例研究，旨在构建覆盖全球典型灾害场景的标准化数据库。</w:t>
+      </w:r>
+    </w:p>
+    <w:p>
+      <w:pPr>
+        <w:pStyle w:val="aa"/>
+        <w:ind w:firstLineChars="200" w:firstLine="482"/>
+        <w:rPr>
+          <w:sz w:val="24"/>
+        </w:rPr>
+      </w:pPr>
+      <w:r>
+        <w:rPr>
+          <w:rFonts w:hint="eastAsia"/>
+          <w:b/>
+          <w:bCs/>
+          <w:sz w:val="24"/>
+        </w:rPr>
+        <w:t>灾害事件筛选：</w:t>
+      </w:r>
+      <w:r>
+        <w:rPr>
+          <w:sz w:val="24"/>
+        </w:rPr>
+        <w:t> </w:t>
+      </w:r>
+      <w:r>
+        <w:rPr>
+          <w:rFonts w:hint="eastAsia"/>
+          <w:sz w:val="24"/>
+        </w:rPr>
+        <w:t>依托美国地质调查局（</w:t>
+      </w:r>
+      <w:r>
+        <w:rPr>
+          <w:rFonts w:hint="eastAsia"/>
+          <w:sz w:val="24"/>
+        </w:rPr>
+        <w:t>USGS</w:t>
+      </w:r>
+      <w:r>
+        <w:rPr>
+          <w:rFonts w:hint="eastAsia"/>
+          <w:sz w:val="24"/>
+        </w:rPr>
+        <w:t>）与全球热带气旋数据库，基于空间相关性与影响强度原则，批量筛选并界定显著影响城市建成区的破坏性地震（</w:t>
+      </w:r>
+      <w:r>
+        <w:rPr>
+          <w:rFonts w:hint="eastAsia"/>
+          <w:sz w:val="24"/>
+        </w:rPr>
+        <w:t>M6.5+</w:t>
+      </w:r>
+      <w:r>
+        <w:rPr>
+          <w:rFonts w:hint="eastAsia"/>
+          <w:sz w:val="24"/>
+        </w:rPr>
+        <w:t>）与飓风（</w:t>
+      </w:r>
+      <w:r>
+        <w:rPr>
+          <w:rFonts w:hint="eastAsia"/>
+          <w:sz w:val="24"/>
+        </w:rPr>
+        <w:t>Cat3+</w:t>
+      </w:r>
+      <w:r>
+        <w:rPr>
+          <w:rFonts w:hint="eastAsia"/>
+          <w:sz w:val="24"/>
+        </w:rPr>
+        <w:t>）事件。</w:t>
+      </w:r>
+    </w:p>
+    <w:p>
+      <w:pPr>
+        <w:pStyle w:val="aa"/>
+        <w:ind w:firstLineChars="200" w:firstLine="482"/>
+        <w:rPr>
+          <w:sz w:val="24"/>
+        </w:rPr>
+      </w:pPr>
+      <w:r>
+        <w:rPr>
+          <w:rFonts w:hint="eastAsia"/>
+          <w:b/>
+          <w:bCs/>
+          <w:sz w:val="24"/>
+        </w:rPr>
+        <w:t>多源遥感提取与清洗：</w:t>
+      </w:r>
+      <w:r>
+        <w:rPr>
+          <w:sz w:val="24"/>
+        </w:rPr>
+        <w:t> </w:t>
+      </w:r>
+      <w:r>
+        <w:rPr>
+          <w:rFonts w:hint="eastAsia"/>
+          <w:sz w:val="24"/>
+        </w:rPr>
+        <w:t>基于</w:t>
+      </w:r>
+      <w:r>
+        <w:rPr>
+          <w:rFonts w:hint="eastAsia"/>
+          <w:sz w:val="24"/>
+        </w:rPr>
+        <w:t>Google</w:t>
+      </w:r>
+      <w:r>
+        <w:rPr>
+          <w:sz w:val="24"/>
+        </w:rPr>
+        <w:t xml:space="preserve"> Earth Engine (GEE) </w:t>
+      </w:r>
+      <w:proofErr w:type="gramStart"/>
+      <w:r>
+        <w:rPr>
+          <w:rFonts w:hint="eastAsia"/>
+          <w:sz w:val="24"/>
+        </w:rPr>
+        <w:t>云计算</w:t>
+      </w:r>
+      <w:proofErr w:type="gramEnd"/>
+      <w:r>
+        <w:rPr>
+          <w:rFonts w:hint="eastAsia"/>
+          <w:sz w:val="24"/>
+        </w:rPr>
+        <w:t>平台编写自动化脚本，提取目标城市在灾害事件发生前后（如震</w:t>
+      </w:r>
+      <w:proofErr w:type="gramStart"/>
+      <w:r>
+        <w:rPr>
+          <w:rFonts w:hint="eastAsia"/>
+          <w:sz w:val="24"/>
+        </w:rPr>
+        <w:t>前</w:t>
+      </w:r>
+      <w:r>
+        <w:rPr>
+          <w:rFonts w:hint="eastAsia"/>
+          <w:sz w:val="24"/>
+        </w:rPr>
+        <w:t>1</w:t>
+      </w:r>
+      <w:r>
+        <w:rPr>
+          <w:rFonts w:hint="eastAsia"/>
+          <w:sz w:val="24"/>
+        </w:rPr>
+        <w:t>年至震后</w:t>
+      </w:r>
+      <w:r>
+        <w:rPr>
+          <w:rFonts w:hint="eastAsia"/>
+          <w:sz w:val="24"/>
+        </w:rPr>
+        <w:t>3</w:t>
+      </w:r>
+      <w:r>
+        <w:rPr>
+          <w:rFonts w:hint="eastAsia"/>
+          <w:sz w:val="24"/>
+        </w:rPr>
+        <w:t>年</w:t>
+      </w:r>
+      <w:proofErr w:type="gramEnd"/>
+      <w:r>
+        <w:rPr>
+          <w:rFonts w:hint="eastAsia"/>
+          <w:sz w:val="24"/>
+        </w:rPr>
+        <w:t>）长时序的</w:t>
+      </w:r>
+      <w:r>
+        <w:rPr>
+          <w:rFonts w:hint="eastAsia"/>
+          <w:sz w:val="24"/>
+        </w:rPr>
+        <w:t>NPP/VIIRS</w:t>
+      </w:r>
+      <w:proofErr w:type="gramStart"/>
+      <w:r>
+        <w:rPr>
+          <w:rFonts w:hint="eastAsia"/>
+          <w:sz w:val="24"/>
+        </w:rPr>
+        <w:t>日度</w:t>
+      </w:r>
+      <w:r>
+        <w:rPr>
+          <w:rFonts w:hint="eastAsia"/>
+          <w:sz w:val="24"/>
+        </w:rPr>
+        <w:t>/</w:t>
+      </w:r>
+      <w:r>
+        <w:rPr>
+          <w:rFonts w:hint="eastAsia"/>
+          <w:sz w:val="24"/>
+        </w:rPr>
+        <w:t>周度</w:t>
+      </w:r>
+      <w:proofErr w:type="gramEnd"/>
+      <w:r>
+        <w:rPr>
+          <w:rFonts w:hint="eastAsia"/>
+          <w:sz w:val="24"/>
+        </w:rPr>
+        <w:t>夜间灯光（</w:t>
+      </w:r>
+      <w:r>
+        <w:rPr>
+          <w:rFonts w:hint="eastAsia"/>
+          <w:sz w:val="24"/>
+        </w:rPr>
+        <w:t>NTL</w:t>
+      </w:r>
+      <w:r>
+        <w:rPr>
+          <w:rFonts w:hint="eastAsia"/>
+          <w:sz w:val="24"/>
+        </w:rPr>
+        <w:t>）数据，并同步获取</w:t>
+      </w:r>
+      <w:r>
+        <w:rPr>
+          <w:rFonts w:hint="eastAsia"/>
+          <w:sz w:val="24"/>
+        </w:rPr>
+        <w:t>MODIS</w:t>
+      </w:r>
+      <w:r>
+        <w:rPr>
+          <w:rFonts w:hint="eastAsia"/>
+          <w:sz w:val="24"/>
+        </w:rPr>
+        <w:t>地表温度（</w:t>
+      </w:r>
+      <w:r>
+        <w:rPr>
+          <w:rFonts w:hint="eastAsia"/>
+          <w:sz w:val="24"/>
+        </w:rPr>
+        <w:t>LST</w:t>
+      </w:r>
+      <w:r>
+        <w:rPr>
+          <w:rFonts w:hint="eastAsia"/>
+          <w:sz w:val="24"/>
+        </w:rPr>
+        <w:t>）与</w:t>
+      </w:r>
+      <w:r>
+        <w:rPr>
+          <w:rFonts w:hint="eastAsia"/>
+          <w:sz w:val="24"/>
+        </w:rPr>
+        <w:t>TROPOMI</w:t>
+      </w:r>
+      <w:r>
+        <w:rPr>
+          <w:rFonts w:hint="eastAsia"/>
+          <w:sz w:val="24"/>
+        </w:rPr>
+        <w:t>二氧化氮（</w:t>
+      </w:r>
+      <w:r>
+        <w:rPr>
+          <w:rFonts w:hint="eastAsia"/>
+          <w:sz w:val="24"/>
+        </w:rPr>
+        <w:t>NO2</w:t>
+      </w:r>
+      <w:r>
+        <w:rPr>
+          <w:rFonts w:hint="eastAsia"/>
+          <w:sz w:val="24"/>
+        </w:rPr>
+        <w:t>）数据以构建多维表征矩阵。</w:t>
+      </w:r>
+    </w:p>
+    <w:p>
+      <w:pPr>
+        <w:pStyle w:val="aa"/>
+        <w:ind w:firstLineChars="200" w:firstLine="482"/>
+        <w:rPr>
+          <w:sz w:val="24"/>
+        </w:rPr>
+      </w:pPr>
+      <w:r>
+        <w:rPr>
+          <w:rFonts w:hint="eastAsia"/>
+          <w:b/>
+          <w:bCs/>
+          <w:sz w:val="24"/>
+        </w:rPr>
+        <w:t>时序重构与去噪：</w:t>
+      </w:r>
+      <w:r>
+        <w:rPr>
+          <w:sz w:val="24"/>
+        </w:rPr>
+        <w:t> </w:t>
+      </w:r>
+      <w:r>
+        <w:rPr>
+          <w:rFonts w:hint="eastAsia"/>
+          <w:sz w:val="24"/>
+        </w:rPr>
+        <w:t>针对遥感数据固有的背景噪声与季节波动，采用时间序列分解（</w:t>
+      </w:r>
+      <w:r>
+        <w:rPr>
+          <w:rFonts w:hint="eastAsia"/>
+          <w:sz w:val="24"/>
+        </w:rPr>
+        <w:t>Seasonal</w:t>
+      </w:r>
+      <w:r>
+        <w:rPr>
+          <w:sz w:val="24"/>
+        </w:rPr>
+        <w:t xml:space="preserve"> </w:t>
+      </w:r>
+      <w:r>
+        <w:rPr>
+          <w:rFonts w:hint="eastAsia"/>
+          <w:sz w:val="24"/>
+        </w:rPr>
+        <w:t>Decompose</w:t>
+      </w:r>
+      <w:r>
+        <w:rPr>
+          <w:rFonts w:hint="eastAsia"/>
+          <w:sz w:val="24"/>
+        </w:rPr>
+        <w:t>）算法，分离出数据中的季节性成分与随机扰动项，提取平滑的长期趋势信号，确保跨气候带、跨半球城市数据的严格对齐与可比性。</w:t>
+      </w:r>
+    </w:p>
+    <w:p>
+      <w:pPr>
+        <w:pStyle w:val="aa"/>
+        <w:ind w:firstLineChars="200" w:firstLine="482"/>
+        <w:rPr>
+          <w:sz w:val="24"/>
+        </w:rPr>
+      </w:pPr>
+      <w:r>
+        <w:rPr>
+          <w:rFonts w:hint="eastAsia"/>
+          <w:b/>
+          <w:bCs/>
+          <w:sz w:val="24"/>
+        </w:rPr>
+        <w:t>3.</w:t>
+      </w:r>
+      <w:r>
+        <w:rPr>
+          <w:b/>
+          <w:bCs/>
+          <w:sz w:val="24"/>
+        </w:rPr>
+        <w:t xml:space="preserve">2 </w:t>
+      </w:r>
+      <w:r>
+        <w:rPr>
+          <w:rFonts w:hint="eastAsia"/>
+          <w:b/>
+          <w:bCs/>
+          <w:sz w:val="24"/>
+        </w:rPr>
+        <w:t>构建基于“反事实”预测的演进式韧性量化模型</w:t>
+      </w:r>
+      <w:r>
+        <w:rPr>
+          <w:sz w:val="24"/>
+        </w:rPr>
+        <w:br/>
+      </w:r>
+      <w:r>
+        <w:rPr>
+          <w:rFonts w:hint="eastAsia"/>
+          <w:sz w:val="24"/>
+        </w:rPr>
+        <w:t>本模块为项目的核心算法突破口，旨在准确测度受灾城市的响应深度与恢复效能。</w:t>
+      </w:r>
+    </w:p>
+    <w:p>
+      <w:pPr>
+        <w:pStyle w:val="aa"/>
+        <w:ind w:firstLineChars="200" w:firstLine="482"/>
+        <w:rPr>
+          <w:sz w:val="24"/>
+        </w:rPr>
+      </w:pPr>
+      <w:proofErr w:type="gramStart"/>
+      <w:r>
+        <w:rPr>
+          <w:rFonts w:hint="eastAsia"/>
+          <w:b/>
+          <w:bCs/>
+          <w:sz w:val="24"/>
+        </w:rPr>
         <w:t>反事实</w:t>
       </w:r>
-      <w:r>
-        <w:rPr>
+      <w:proofErr w:type="gramEnd"/>
+      <w:r>
+        <w:rPr>
+          <w:rFonts w:hint="eastAsia"/>
+          <w:b/>
           <w:bCs/>
           <w:sz w:val="24"/>
         </w:rPr>
-        <w:t>”</w:t>
-      </w:r>
-      <w:r>
-        <w:rPr>
+        <w:t>基准设定：</w:t>
+      </w:r>
+      <w:r>
+        <w:rPr>
+          <w:sz w:val="24"/>
+        </w:rPr>
+        <w:t> </w:t>
+      </w:r>
+      <w:r>
+        <w:rPr>
+          <w:rFonts w:hint="eastAsia"/>
+          <w:sz w:val="24"/>
+        </w:rPr>
+        <w:t>突破传统模型将“灾前静态水平”作为恢复终点的局限，引入非线性时间序列预测方法。基于灾前长序列无偏观测数据，预测若未发生灾害，城市系统本应遵循的“正常发展轨迹”（</w:t>
+      </w:r>
+      <w:proofErr w:type="gramStart"/>
+      <w:r>
+        <w:rPr>
+          <w:rFonts w:hint="eastAsia"/>
+          <w:sz w:val="24"/>
+        </w:rPr>
+        <w:t>反事实</w:t>
+      </w:r>
+      <w:proofErr w:type="gramEnd"/>
+      <w:r>
+        <w:rPr>
+          <w:rFonts w:hint="eastAsia"/>
+          <w:sz w:val="24"/>
+        </w:rPr>
+        <w:t>基准线）。</w:t>
+      </w:r>
+    </w:p>
+    <w:p>
+      <w:pPr>
+        <w:pStyle w:val="aa"/>
+        <w:ind w:firstLineChars="200" w:firstLine="482"/>
+        <w:rPr>
+          <w:sz w:val="24"/>
+        </w:rPr>
+      </w:pPr>
+      <w:r>
+        <w:rPr>
+          <w:rFonts w:hint="eastAsia"/>
+          <w:b/>
           <w:bCs/>
           <w:sz w:val="24"/>
         </w:rPr>
-        <w:t>基准的韧性量化模型与城市聚类模型，以揭示不同城市在外部冲击下的动态响应与恢复规律。</w:t>
-      </w:r>
-    </w:p>
-    <w:p>
-      <w:pPr>
-        <w:spacing w:beforeLines="50" w:before="120" w:afterLines="100" w:after="240"/>
-        <w:ind w:firstLine="420"/>
-        <w:rPr>
+        <w:t>EURm</w:t>
+      </w:r>
+      <w:r>
+        <w:rPr>
+          <w:rFonts w:hint="eastAsia"/>
+          <w:b/>
           <w:bCs/>
           <w:sz w:val="24"/>
         </w:rPr>
-      </w:pPr>
-      <w:r>
-        <w:rPr>
+        <w:t>韧性指数计算：</w:t>
+      </w:r>
+      <w:r>
+        <w:rPr>
+          <w:sz w:val="24"/>
+        </w:rPr>
+        <w:t> </w:t>
+      </w:r>
+      <w:r>
+        <w:rPr>
+          <w:rFonts w:hint="eastAsia"/>
+          <w:sz w:val="24"/>
+        </w:rPr>
+        <w:t>将灾后实际观测时序曲线与</w:t>
+      </w:r>
+      <w:proofErr w:type="gramStart"/>
+      <w:r>
+        <w:rPr>
+          <w:rFonts w:hint="eastAsia"/>
+          <w:sz w:val="24"/>
+        </w:rPr>
+        <w:t>反事实</w:t>
+      </w:r>
+      <w:proofErr w:type="gramEnd"/>
+      <w:r>
+        <w:rPr>
+          <w:rFonts w:hint="eastAsia"/>
+          <w:sz w:val="24"/>
+        </w:rPr>
+        <w:t>基准线进行对比。通过计算两曲线间的积分差值与斜率变化，量化输出系统抗冲击的“下降深度”（表征暴露敏感性）、“恢复时间窗口”与“恢复速率”（表征适应恢复力），形成结构化的城市单体韧性评估报告。针对飓风等面状灾害，引入</w:t>
+      </w:r>
+      <w:r>
+        <w:rPr>
+          <w:rFonts w:hint="eastAsia"/>
+          <w:sz w:val="24"/>
+        </w:rPr>
+        <w:t>DBSCAN</w:t>
+      </w:r>
+      <w:r>
+        <w:rPr>
+          <w:rFonts w:hint="eastAsia"/>
+          <w:sz w:val="24"/>
+        </w:rPr>
+        <w:t>等空间聚类算法，精确剥离灾害的核心影响圈层与外围溢出效应。</w:t>
+      </w:r>
+    </w:p>
+    <w:p>
+      <w:pPr>
+        <w:pStyle w:val="aa"/>
+        <w:ind w:firstLineChars="200" w:firstLine="482"/>
+        <w:rPr>
+          <w:sz w:val="24"/>
+        </w:rPr>
+      </w:pPr>
+      <w:r>
+        <w:rPr>
+          <w:b/>
           <w:bCs/>
           <w:sz w:val="24"/>
         </w:rPr>
-        <w:t>截至中期阶段，项目组已完成底层数据基座的搭建，打通了基于</w:t>
-      </w:r>
-      <w:r>
-        <w:rPr>
+        <w:t>3.</w:t>
+      </w:r>
+      <w:r>
+        <w:rPr>
+          <w:rFonts w:hint="eastAsia"/>
+          <w:b/>
           <w:bCs/>
           <w:sz w:val="24"/>
         </w:rPr>
-        <w:t xml:space="preserve">Google Earth Engine </w:t>
-      </w:r>
-      <w:r>
-        <w:rPr>
+        <w:t>3</w:t>
+      </w:r>
+      <w:r>
+        <w:rPr>
+          <w:b/>
           <w:bCs/>
           <w:sz w:val="24"/>
         </w:rPr>
-        <w:t>的多</w:t>
-      </w:r>
+        <w:t xml:space="preserve"> </w:t>
+      </w:r>
+      <w:r>
+        <w:rPr>
+          <w:rFonts w:hint="eastAsia"/>
+          <w:b/>
+          <w:bCs/>
+          <w:sz w:val="24"/>
+        </w:rPr>
+        <w:t>宏微观经济特征映射与韧性模式聚类分析</w:t>
+      </w:r>
+      <w:r>
+        <w:rPr>
+          <w:sz w:val="24"/>
+        </w:rPr>
+        <w:br/>
+      </w:r>
+      <w:r>
+        <w:rPr>
+          <w:rFonts w:hint="eastAsia"/>
+          <w:sz w:val="24"/>
+        </w:rPr>
+        <w:t>将遥感物理表征下沉至社会经济学机制解释。</w:t>
+      </w:r>
+    </w:p>
+    <w:p>
+      <w:pPr>
+        <w:pStyle w:val="aa"/>
+        <w:ind w:firstLineChars="200" w:firstLine="482"/>
+        <w:rPr>
+          <w:sz w:val="24"/>
+        </w:rPr>
+      </w:pPr>
       <w:proofErr w:type="gramStart"/>
       <w:r>
         <w:rPr>
+          <w:rFonts w:hint="eastAsia"/>
+          <w:b/>
           <w:bCs/>
           <w:sz w:val="24"/>
         </w:rPr>
-        <w:t>源数据</w:t>
+        <w:t>经济指标降维映射</w:t>
       </w:r>
       <w:proofErr w:type="gramEnd"/>
       <w:r>
         <w:rPr>
+          <w:rFonts w:hint="eastAsia"/>
+          <w:b/>
           <w:bCs/>
           <w:sz w:val="24"/>
         </w:rPr>
-        <w:t>自动化提取与清洗管线；初步构建了基于</w:t>
-      </w:r>
-      <w:r>
-        <w:rPr>
+        <w:t>：</w:t>
+      </w:r>
+      <w:r>
+        <w:rPr>
+          <w:sz w:val="24"/>
+        </w:rPr>
+        <w:t> </w:t>
+      </w:r>
+      <w:r>
+        <w:rPr>
+          <w:rFonts w:hint="eastAsia"/>
+          <w:sz w:val="24"/>
+        </w:rPr>
+        <w:t>针对灾区微观经济统计数据普遍滞后或缺失的现状，整合世界银行（人均</w:t>
+      </w:r>
+      <w:r>
+        <w:rPr>
+          <w:rFonts w:hint="eastAsia"/>
+          <w:sz w:val="24"/>
+        </w:rPr>
+        <w:t>GDP</w:t>
+      </w:r>
+      <w:r>
+        <w:rPr>
+          <w:rFonts w:hint="eastAsia"/>
+          <w:sz w:val="24"/>
+        </w:rPr>
+        <w:t>）与</w:t>
+      </w:r>
+      <w:r>
+        <w:rPr>
+          <w:rFonts w:hint="eastAsia"/>
+          <w:sz w:val="24"/>
+        </w:rPr>
+        <w:t>OECD</w:t>
+      </w:r>
+      <w:r>
+        <w:rPr>
+          <w:rFonts w:hint="eastAsia"/>
+          <w:sz w:val="24"/>
+        </w:rPr>
+        <w:t>宏观数据集。利用项目组已初步跑通的</w:t>
+      </w:r>
+      <w:r>
+        <w:rPr>
+          <w:rFonts w:hint="eastAsia"/>
+          <w:sz w:val="24"/>
+        </w:rPr>
+        <w:t>XGBoost</w:t>
+      </w:r>
+      <w:r>
+        <w:rPr>
+          <w:rFonts w:hint="eastAsia"/>
+          <w:sz w:val="24"/>
+        </w:rPr>
+        <w:t>与随机森林等集成学习模型，训练并输出</w:t>
+      </w:r>
+      <w:proofErr w:type="gramStart"/>
+      <w:r>
+        <w:rPr>
+          <w:rFonts w:hint="eastAsia"/>
+          <w:sz w:val="24"/>
+        </w:rPr>
+        <w:t>最佳经济</w:t>
+      </w:r>
+      <w:proofErr w:type="gramEnd"/>
+      <w:r>
+        <w:rPr>
+          <w:rFonts w:hint="eastAsia"/>
+          <w:sz w:val="24"/>
+        </w:rPr>
+        <w:t>测算器（如</w:t>
+      </w:r>
+      <w:r>
+        <w:rPr>
+          <w:sz w:val="24"/>
+        </w:rPr>
+        <w:t>best_model.pkl</w:t>
+      </w:r>
+      <w:r>
+        <w:rPr>
+          <w:rFonts w:hint="eastAsia"/>
+          <w:sz w:val="24"/>
+        </w:rPr>
+        <w:t>），实现从</w:t>
+      </w:r>
+      <w:r>
+        <w:rPr>
+          <w:rFonts w:hint="eastAsia"/>
+          <w:sz w:val="24"/>
+        </w:rPr>
+        <w:t>NTL/LST</w:t>
+      </w:r>
+      <w:r>
+        <w:rPr>
+          <w:rFonts w:hint="eastAsia"/>
+          <w:sz w:val="24"/>
+        </w:rPr>
+        <w:t>等多源遥感特征向区域</w:t>
+      </w:r>
+      <w:r>
+        <w:rPr>
+          <w:rFonts w:hint="eastAsia"/>
+          <w:sz w:val="24"/>
+        </w:rPr>
+        <w:t>GDP</w:t>
+      </w:r>
+      <w:r>
+        <w:rPr>
+          <w:rFonts w:hint="eastAsia"/>
+          <w:sz w:val="24"/>
+        </w:rPr>
+        <w:t>及工业增加值等核心经济指标的高置信度反演映射。</w:t>
+      </w:r>
+    </w:p>
+    <w:p>
+      <w:pPr>
+        <w:pStyle w:val="aa"/>
+        <w:ind w:firstLineChars="200" w:firstLine="482"/>
+        <w:rPr>
+          <w:sz w:val="24"/>
+        </w:rPr>
+      </w:pPr>
+      <w:r>
+        <w:rPr>
+          <w:rFonts w:hint="eastAsia"/>
+          <w:b/>
           <w:bCs/>
           <w:sz w:val="24"/>
         </w:rPr>
-        <w:t>EURm</w:t>
-      </w:r>
-      <w:r>
-        <w:rPr>
+        <w:t>K-Means</w:t>
+      </w:r>
+      <w:r>
+        <w:rPr>
+          <w:rFonts w:hint="eastAsia"/>
+          <w:b/>
           <w:bCs/>
           <w:sz w:val="24"/>
         </w:rPr>
-        <w:t>等指数的地震</w:t>
-      </w:r>
-      <w:r>
-        <w:rPr>
+        <w:t>模式归纳：</w:t>
+      </w:r>
+      <w:r>
+        <w:rPr>
+          <w:sz w:val="24"/>
+        </w:rPr>
+        <w:t> </w:t>
+      </w:r>
+      <w:r>
+        <w:rPr>
+          <w:rFonts w:hint="eastAsia"/>
+          <w:sz w:val="24"/>
+        </w:rPr>
+        <w:t>基于上述多维特征矩阵（涵盖初始经济水平、产业结构、冲击深度、恢复周期等），采用肘部法则（</w:t>
+      </w:r>
+      <w:r>
+        <w:rPr>
+          <w:rFonts w:hint="eastAsia"/>
+          <w:sz w:val="24"/>
+        </w:rPr>
+        <w:t>Elbow</w:t>
+      </w:r>
+      <w:r>
+        <w:rPr>
+          <w:sz w:val="24"/>
+        </w:rPr>
+        <w:t xml:space="preserve"> </w:t>
+      </w:r>
+      <w:r>
+        <w:rPr>
+          <w:rFonts w:hint="eastAsia"/>
+          <w:sz w:val="24"/>
+        </w:rPr>
+        <w:t>Method</w:t>
+      </w:r>
+      <w:r>
+        <w:rPr>
+          <w:rFonts w:hint="eastAsia"/>
+          <w:sz w:val="24"/>
+        </w:rPr>
+        <w:t>）确定最优聚类数，利用</w:t>
+      </w:r>
+      <w:r>
+        <w:rPr>
+          <w:rFonts w:hint="eastAsia"/>
+          <w:sz w:val="24"/>
+        </w:rPr>
+        <w:t>K-Means</w:t>
+      </w:r>
+      <w:r>
+        <w:rPr>
+          <w:rFonts w:hint="eastAsia"/>
+          <w:sz w:val="24"/>
+        </w:rPr>
+        <w:t>算法对全球受灾样本进行无监督分类。进而归纳出诸如“快速完全恢复型”、“缓慢不完全恢复型”、“经济结构性受损型”等典型城市韧性演进模式，探寻经济基础与灾后恢复力之间的非线性关联。</w:t>
+      </w:r>
+    </w:p>
+    <w:p>
+      <w:pPr>
+        <w:pStyle w:val="aa"/>
+        <w:ind w:firstLineChars="200" w:firstLine="482"/>
+        <w:rPr>
+          <w:sz w:val="24"/>
+        </w:rPr>
+      </w:pPr>
+      <w:r>
+        <w:rPr>
+          <w:rFonts w:hint="eastAsia"/>
+          <w:b/>
           <w:bCs/>
           <w:sz w:val="24"/>
         </w:rPr>
-        <w:t>/</w:t>
-      </w:r>
-      <w:r>
-        <w:rPr>
+        <w:t>3.</w:t>
+      </w:r>
+      <w:r>
+        <w:rPr>
+          <w:b/>
           <w:bCs/>
           <w:sz w:val="24"/>
         </w:rPr>
-        <w:t>飓风韧性量化分析模型；同时引入</w:t>
-      </w:r>
-      <w:r>
-        <w:rPr>
+        <w:t xml:space="preserve">4 </w:t>
+      </w:r>
+      <w:r>
+        <w:rPr>
+          <w:rFonts w:hint="eastAsia"/>
+          <w:b/>
           <w:bCs/>
           <w:sz w:val="24"/>
         </w:rPr>
-        <w:t>XGBoost</w:t>
-      </w:r>
-      <w:r>
-        <w:rPr>
+        <w:t>平台工程化封装与“城市韧性智能体”研发</w:t>
+      </w:r>
+      <w:r>
+        <w:rPr>
+          <w:sz w:val="24"/>
+        </w:rPr>
+        <w:br/>
+      </w:r>
+      <w:r>
+        <w:rPr>
+          <w:rFonts w:hint="eastAsia"/>
+          <w:sz w:val="24"/>
+        </w:rPr>
+        <w:t>推进理论成果向交互式决策辅助工具转化。</w:t>
+      </w:r>
+    </w:p>
+    <w:p>
+      <w:pPr>
+        <w:pStyle w:val="aa"/>
+        <w:ind w:firstLineChars="200" w:firstLine="482"/>
+        <w:rPr>
+          <w:sz w:val="24"/>
+        </w:rPr>
+      </w:pPr>
+      <w:r>
+        <w:rPr>
+          <w:rFonts w:hint="eastAsia"/>
+          <w:b/>
           <w:bCs/>
           <w:sz w:val="24"/>
         </w:rPr>
-        <w:t>等机器学习算法，实现了遥感特征向</w:t>
-      </w:r>
-      <w:r>
-        <w:rPr>
+        <w:t>前后端系统搭建：</w:t>
+      </w:r>
+      <w:r>
+        <w:rPr>
+          <w:sz w:val="24"/>
+        </w:rPr>
+        <w:t> </w:t>
+      </w:r>
+      <w:r>
+        <w:rPr>
+          <w:rFonts w:hint="eastAsia"/>
+          <w:sz w:val="24"/>
+        </w:rPr>
+        <w:t>采用</w:t>
+      </w:r>
+      <w:r>
+        <w:rPr>
+          <w:rFonts w:hint="eastAsia"/>
+          <w:sz w:val="24"/>
+        </w:rPr>
+        <w:t>Python</w:t>
+      </w:r>
+      <w:r>
+        <w:rPr>
+          <w:rFonts w:hint="eastAsia"/>
+          <w:sz w:val="24"/>
+        </w:rPr>
+        <w:t>框架完成数据自动化批处理与模型运算后端的部署；前端基于</w:t>
+      </w:r>
+      <w:r>
+        <w:rPr>
+          <w:rFonts w:hint="eastAsia"/>
+          <w:sz w:val="24"/>
+        </w:rPr>
+        <w:t>Vue.js</w:t>
+      </w:r>
+      <w:r>
+        <w:rPr>
+          <w:rFonts w:hint="eastAsia"/>
+          <w:sz w:val="24"/>
+        </w:rPr>
+        <w:t>构建</w:t>
+      </w:r>
+      <w:r>
+        <w:rPr>
+          <w:rFonts w:hint="eastAsia"/>
+          <w:sz w:val="24"/>
+        </w:rPr>
+        <w:t>WebGIS</w:t>
+      </w:r>
+      <w:r>
+        <w:rPr>
+          <w:rFonts w:hint="eastAsia"/>
+          <w:sz w:val="24"/>
+        </w:rPr>
+        <w:t>交互界面，利用</w:t>
+      </w:r>
+      <w:r>
+        <w:rPr>
+          <w:rFonts w:hint="eastAsia"/>
+          <w:sz w:val="24"/>
+        </w:rPr>
+        <w:t>Folium</w:t>
+      </w:r>
+      <w:r>
+        <w:rPr>
+          <w:rFonts w:hint="eastAsia"/>
+          <w:sz w:val="24"/>
+        </w:rPr>
+        <w:t>等空间可视化组件，实现全球灾害事件地图、时序动态仪表盘及多维韧性指标的在线联动查询。</w:t>
+      </w:r>
+    </w:p>
+    <w:p>
+      <w:pPr>
+        <w:pStyle w:val="aa"/>
+        <w:ind w:firstLineChars="200" w:firstLine="482"/>
+        <w:rPr>
+          <w:sz w:val="24"/>
+        </w:rPr>
+      </w:pPr>
+      <w:r>
+        <w:rPr>
+          <w:rFonts w:hint="eastAsia"/>
+          <w:b/>
           <w:bCs/>
           <w:sz w:val="24"/>
         </w:rPr>
-        <w:t>GDP</w:t>
-      </w:r>
-      <w:r>
-        <w:rPr>
+        <w:t>LLM</w:t>
+      </w:r>
+      <w:r>
+        <w:rPr>
+          <w:rFonts w:hint="eastAsia"/>
+          <w:b/>
           <w:bCs/>
           <w:sz w:val="24"/>
         </w:rPr>
-        <w:t>与工业增加值等经济指标</w:t>
-      </w:r>
-      <w:r>
-        <w:rPr>
-          <w:bCs/>
+        <w:t>深度融合：</w:t>
+      </w:r>
+      <w:r>
+        <w:rPr>
+          <w:sz w:val="24"/>
+        </w:rPr>
+        <w:t> </w:t>
+      </w:r>
+      <w:r>
+        <w:rPr>
+          <w:rFonts w:hint="eastAsia"/>
+          <w:sz w:val="24"/>
+        </w:rPr>
+        <w:t>在系统顶层引入大语言模型。运用检索增强生成（</w:t>
+      </w:r>
+      <w:r>
+        <w:rPr>
+          <w:rFonts w:hint="eastAsia"/>
+          <w:sz w:val="24"/>
+        </w:rPr>
+        <w:t>RAG</w:t>
+      </w:r>
+      <w:r>
+        <w:rPr>
+          <w:rFonts w:hint="eastAsia"/>
+          <w:sz w:val="24"/>
+        </w:rPr>
+        <w:t>）技术，将本项目的海量计算结果、典型聚类模式及专</w:t>
+      </w:r>
+      <w:proofErr w:type="gramStart"/>
+      <w:r>
+        <w:rPr>
+          <w:rFonts w:hint="eastAsia"/>
+          <w:sz w:val="24"/>
+        </w:rPr>
+        <w:t>属学术</w:t>
+      </w:r>
+      <w:proofErr w:type="gramEnd"/>
+      <w:r>
+        <w:rPr>
+          <w:rFonts w:hint="eastAsia"/>
+          <w:sz w:val="24"/>
+        </w:rPr>
+        <w:t>文献库转化为向量数据库供</w:t>
+      </w:r>
+      <w:r>
+        <w:rPr>
+          <w:rFonts w:hint="eastAsia"/>
+          <w:sz w:val="24"/>
+        </w:rPr>
+        <w:t>LLM</w:t>
+      </w:r>
+      <w:r>
+        <w:rPr>
+          <w:rFonts w:hint="eastAsia"/>
+          <w:sz w:val="24"/>
+        </w:rPr>
+        <w:t>调用。最终开发的“城市韧性智能体”能够接受自然语言指令，不仅可实现诸如“对比</w:t>
+      </w:r>
+      <w:r>
+        <w:rPr>
+          <w:rFonts w:hint="eastAsia"/>
+          <w:sz w:val="24"/>
+        </w:rPr>
+        <w:t>A</w:t>
+      </w:r>
+      <w:r>
+        <w:rPr>
+          <w:rFonts w:hint="eastAsia"/>
+          <w:sz w:val="24"/>
+        </w:rPr>
+        <w:t>市与</w:t>
+      </w:r>
+      <w:r>
+        <w:rPr>
+          <w:rFonts w:hint="eastAsia"/>
+          <w:sz w:val="24"/>
+        </w:rPr>
+        <w:t>B</w:t>
+      </w:r>
+      <w:r>
+        <w:rPr>
+          <w:rFonts w:hint="eastAsia"/>
+          <w:sz w:val="24"/>
+        </w:rPr>
+        <w:t>市地震恢复模式”的简单问答，更能在给定约束条件下进行复杂情境推理，自动生成定制化的防灾减</w:t>
+      </w:r>
+      <w:r>
+        <w:rPr>
+          <w:rFonts w:hint="eastAsia"/>
           <w:sz w:val="24"/>
         </w:rPr>
         <w:lastRenderedPageBreak/>
-        <w:t>的有效映射。后期研究将在此基础上深化城市聚类模式分析，并研发集成大语言模型（</w:t>
-      </w:r>
-      <w:r>
-        <w:rPr>
-          <w:bCs/>
-          <w:sz w:val="24"/>
-        </w:rPr>
-        <w:t>LLM</w:t>
-      </w:r>
-      <w:r>
-        <w:rPr>
-          <w:bCs/>
-          <w:sz w:val="24"/>
-        </w:rPr>
-        <w:t>）与</w:t>
-      </w:r>
-      <w:r>
-        <w:rPr>
-          <w:bCs/>
-          <w:sz w:val="24"/>
-        </w:rPr>
-        <w:t>RAG</w:t>
-      </w:r>
-      <w:r>
-        <w:rPr>
-          <w:bCs/>
-          <w:sz w:val="24"/>
-        </w:rPr>
-        <w:t>技术的</w:t>
-      </w:r>
-      <w:r>
-        <w:rPr>
-          <w:bCs/>
-          <w:sz w:val="24"/>
-        </w:rPr>
-        <w:t>“</w:t>
-      </w:r>
-      <w:r>
-        <w:rPr>
-          <w:bCs/>
-          <w:sz w:val="24"/>
-        </w:rPr>
-        <w:t>城市韧性智能体</w:t>
-      </w:r>
-      <w:r>
-        <w:rPr>
-          <w:bCs/>
-          <w:sz w:val="24"/>
-        </w:rPr>
-        <w:t>”</w:t>
-      </w:r>
-      <w:r>
-        <w:rPr>
-          <w:bCs/>
-          <w:sz w:val="24"/>
-        </w:rPr>
-        <w:t>，实现从科学量化分析到定制化防灾减灾决策支持的跨越。</w:t>
-      </w:r>
-    </w:p>
-    <w:p>
-      <w:pPr>
-        <w:spacing w:beforeLines="50" w:before="120" w:afterLines="100" w:after="240"/>
-        <w:rPr>
-          <w:rFonts w:hint="eastAsia"/>
+        <w:t>灾策略评估报告。</w:t>
+      </w:r>
+    </w:p>
+    <w:p>
+      <w:pPr>
+        <w:pStyle w:val="aa"/>
+        <w:ind w:firstLineChars="200" w:firstLine="562"/>
+        <w:rPr>
           <w:b/>
           <w:sz w:val="28"/>
           <w:szCs w:val="28"/>
@@ -3307,7 +4912,7 @@
       </w:pPr>
     </w:p>
     <w:sectPr>
-      <w:footerReference w:type="default" r:id="rId12"/>
+      <w:footerReference w:type="default" r:id="rId13"/>
       <w:pgSz w:w="11906" w:h="16838" w:code="9"/>
       <w:pgMar w:top="1134" w:right="1134" w:bottom="1134" w:left="1134" w:header="851" w:footer="992" w:gutter="0"/>
       <w:pgNumType w:start="1"/>
@@ -3428,6 +5033,619 @@
 </w:footnotes>
 </file>
 
+<file path=word/numbering.xml><?xml version="1.0" encoding="utf-8"?>
+<w:numbering xmlns:wpc="http://schemas.microsoft.com/office/word/2010/wordprocessingCanvas" xmlns:cx="http://schemas.microsoft.com/office/drawing/2014/chartex" xmlns:cx1="http://schemas.microsoft.com/office/drawing/2015/9/8/chartex" xmlns:cx2="http://schemas.microsoft.com/office/drawing/2015/10/21/chartex" xmlns:cx3="http://schemas.microsoft.com/office/drawing/2016/5/9/chartex" xmlns:cx4="http://schemas.microsoft.com/office/drawing/2016/5/10/chartex" xmlns:cx5="http://schemas.microsoft.com/office/drawing/2016/5/11/chartex" xmlns:cx6="http://schemas.microsoft.com/office/drawing/2016/5/12/chartex" xmlns:cx7="http://schemas.microsoft.com/office/drawing/2016/5/13/chartex" xmlns:cx8="http://schemas.microsoft.com/office/drawing/2016/5/14/chartex" xmlns:mc="http://schemas.openxmlformats.org/markup-compatibility/2006" xmlns:aink="http://schemas.microsoft.com/office/drawing/2016/ink" xmlns:am3d="http://schemas.microsoft.com/office/drawing/2017/model3d" xmlns:o="urn:schemas-microsoft-com:office:office" xmlns:oel="http://schemas.microsoft.com/office/2019/extlst" xmlns:r="http://schemas.openxmlformats.org/officeDocument/2006/relationships" xmlns:m="http://schemas.openxmlformats.org/officeDocument/2006/math" xmlns:v="urn:schemas-microsoft-com:vml" xmlns:wp14="http://schemas.microsoft.com/office/word/2010/wordprocessingDrawing" xmlns:wp="http://schemas.openxmlformats.org/drawingml/2006/wordprocessingDrawing" xmlns:w10="urn:schemas-microsoft-com:office:word" xmlns:w="http://schemas.openxmlformats.org/wordprocessingml/2006/main" xmlns:w14="http://schemas.microsoft.com/office/word/2010/wordml" xmlns:w15="http://schemas.microsoft.com/office/word/2012/wordml" xmlns:w16cex="http://schemas.microsoft.com/office/word/2018/wordml/cex" xmlns:w16cid="http://schemas.microsoft.com/office/word/2016/wordml/cid" xmlns:w16="http://schemas.microsoft.com/office/word/2018/wordml" xmlns:w16du="http://schemas.microsoft.com/office/word/2023/wordml/word16du" xmlns:w16sdtdh="http://schemas.microsoft.com/office/word/2020/wordml/sdtdatahash" xmlns:w16sdtfl="http://schemas.microsoft.com/office/word/2024/wordml/sdtformatlock" xmlns:w16se="http://schemas.microsoft.com/office/word/2015/wordml/symex" xmlns:wpg="http://schemas.microsoft.com/office/word/2010/wordprocessingGroup" xmlns:wpi="http://schemas.microsoft.com/office/word/2010/wordprocessingInk" xmlns:wne="http://schemas.microsoft.com/office/word/2006/wordml" xmlns:wps="http://schemas.microsoft.com/office/word/2010/wordprocessingShape" mc:Ignorable="w14 w15 w16se w16cid w16 w16cex w16sdtdh w16sdtfl w16du wp14">
+  <w:abstractNum w:abstractNumId="0" w15:restartNumberingAfterBreak="0">
+    <w:nsid w:val="084E40F4"/>
+    <w:multiLevelType w:val="multilevel"/>
+    <w:tmpl w:val="1CE01D1E"/>
+    <w:lvl w:ilvl="0">
+      <w:start w:val="1"/>
+      <w:numFmt w:val="bullet"/>
+      <w:lvlText w:val=""/>
+      <w:lvlJc w:val="left"/>
+      <w:pPr>
+        <w:tabs>
+          <w:tab w:val="num" w:pos="720"/>
+        </w:tabs>
+        <w:ind w:left="720" w:hanging="360"/>
+      </w:pPr>
+      <w:rPr>
+        <w:rFonts w:ascii="Symbol" w:hAnsi="Symbol" w:hint="default"/>
+        <w:sz w:val="20"/>
+      </w:rPr>
+    </w:lvl>
+    <w:lvl w:ilvl="1" w:tentative="1">
+      <w:start w:val="1"/>
+      <w:numFmt w:val="bullet"/>
+      <w:lvlText w:val="o"/>
+      <w:lvlJc w:val="left"/>
+      <w:pPr>
+        <w:tabs>
+          <w:tab w:val="num" w:pos="1440"/>
+        </w:tabs>
+        <w:ind w:left="1440" w:hanging="360"/>
+      </w:pPr>
+      <w:rPr>
+        <w:rFonts w:ascii="Courier New" w:hAnsi="Courier New" w:hint="default"/>
+        <w:sz w:val="20"/>
+      </w:rPr>
+    </w:lvl>
+    <w:lvl w:ilvl="2" w:tentative="1">
+      <w:start w:val="1"/>
+      <w:numFmt w:val="bullet"/>
+      <w:lvlText w:val=""/>
+      <w:lvlJc w:val="left"/>
+      <w:pPr>
+        <w:tabs>
+          <w:tab w:val="num" w:pos="2160"/>
+        </w:tabs>
+        <w:ind w:left="2160" w:hanging="360"/>
+      </w:pPr>
+      <w:rPr>
+        <w:rFonts w:ascii="Wingdings" w:hAnsi="Wingdings" w:hint="default"/>
+        <w:sz w:val="20"/>
+      </w:rPr>
+    </w:lvl>
+    <w:lvl w:ilvl="3" w:tentative="1">
+      <w:start w:val="1"/>
+      <w:numFmt w:val="bullet"/>
+      <w:lvlText w:val=""/>
+      <w:lvlJc w:val="left"/>
+      <w:pPr>
+        <w:tabs>
+          <w:tab w:val="num" w:pos="2880"/>
+        </w:tabs>
+        <w:ind w:left="2880" w:hanging="360"/>
+      </w:pPr>
+      <w:rPr>
+        <w:rFonts w:ascii="Wingdings" w:hAnsi="Wingdings" w:hint="default"/>
+        <w:sz w:val="20"/>
+      </w:rPr>
+    </w:lvl>
+    <w:lvl w:ilvl="4" w:tentative="1">
+      <w:start w:val="1"/>
+      <w:numFmt w:val="bullet"/>
+      <w:lvlText w:val=""/>
+      <w:lvlJc w:val="left"/>
+      <w:pPr>
+        <w:tabs>
+          <w:tab w:val="num" w:pos="3600"/>
+        </w:tabs>
+        <w:ind w:left="3600" w:hanging="360"/>
+      </w:pPr>
+      <w:rPr>
+        <w:rFonts w:ascii="Wingdings" w:hAnsi="Wingdings" w:hint="default"/>
+        <w:sz w:val="20"/>
+      </w:rPr>
+    </w:lvl>
+    <w:lvl w:ilvl="5" w:tentative="1">
+      <w:start w:val="1"/>
+      <w:numFmt w:val="bullet"/>
+      <w:lvlText w:val=""/>
+      <w:lvlJc w:val="left"/>
+      <w:pPr>
+        <w:tabs>
+          <w:tab w:val="num" w:pos="4320"/>
+        </w:tabs>
+        <w:ind w:left="4320" w:hanging="360"/>
+      </w:pPr>
+      <w:rPr>
+        <w:rFonts w:ascii="Wingdings" w:hAnsi="Wingdings" w:hint="default"/>
+        <w:sz w:val="20"/>
+      </w:rPr>
+    </w:lvl>
+    <w:lvl w:ilvl="6" w:tentative="1">
+      <w:start w:val="1"/>
+      <w:numFmt w:val="bullet"/>
+      <w:lvlText w:val=""/>
+      <w:lvlJc w:val="left"/>
+      <w:pPr>
+        <w:tabs>
+          <w:tab w:val="num" w:pos="5040"/>
+        </w:tabs>
+        <w:ind w:left="5040" w:hanging="360"/>
+      </w:pPr>
+      <w:rPr>
+        <w:rFonts w:ascii="Wingdings" w:hAnsi="Wingdings" w:hint="default"/>
+        <w:sz w:val="20"/>
+      </w:rPr>
+    </w:lvl>
+    <w:lvl w:ilvl="7" w:tentative="1">
+      <w:start w:val="1"/>
+      <w:numFmt w:val="bullet"/>
+      <w:lvlText w:val=""/>
+      <w:lvlJc w:val="left"/>
+      <w:pPr>
+        <w:tabs>
+          <w:tab w:val="num" w:pos="5760"/>
+        </w:tabs>
+        <w:ind w:left="5760" w:hanging="360"/>
+      </w:pPr>
+      <w:rPr>
+        <w:rFonts w:ascii="Wingdings" w:hAnsi="Wingdings" w:hint="default"/>
+        <w:sz w:val="20"/>
+      </w:rPr>
+    </w:lvl>
+    <w:lvl w:ilvl="8" w:tentative="1">
+      <w:start w:val="1"/>
+      <w:numFmt w:val="bullet"/>
+      <w:lvlText w:val=""/>
+      <w:lvlJc w:val="left"/>
+      <w:pPr>
+        <w:tabs>
+          <w:tab w:val="num" w:pos="6480"/>
+        </w:tabs>
+        <w:ind w:left="6480" w:hanging="360"/>
+      </w:pPr>
+      <w:rPr>
+        <w:rFonts w:ascii="Wingdings" w:hAnsi="Wingdings" w:hint="default"/>
+        <w:sz w:val="20"/>
+      </w:rPr>
+    </w:lvl>
+  </w:abstractNum>
+  <w:abstractNum w:abstractNumId="1" w15:restartNumberingAfterBreak="0">
+    <w:nsid w:val="20285FD5"/>
+    <w:multiLevelType w:val="multilevel"/>
+    <w:tmpl w:val="889E9990"/>
+    <w:lvl w:ilvl="0">
+      <w:start w:val="1"/>
+      <w:numFmt w:val="bullet"/>
+      <w:lvlText w:val=""/>
+      <w:lvlJc w:val="left"/>
+      <w:pPr>
+        <w:tabs>
+          <w:tab w:val="num" w:pos="720"/>
+        </w:tabs>
+        <w:ind w:left="720" w:hanging="360"/>
+      </w:pPr>
+      <w:rPr>
+        <w:rFonts w:ascii="Symbol" w:hAnsi="Symbol" w:hint="default"/>
+        <w:sz w:val="20"/>
+      </w:rPr>
+    </w:lvl>
+    <w:lvl w:ilvl="1" w:tentative="1">
+      <w:start w:val="1"/>
+      <w:numFmt w:val="bullet"/>
+      <w:lvlText w:val="o"/>
+      <w:lvlJc w:val="left"/>
+      <w:pPr>
+        <w:tabs>
+          <w:tab w:val="num" w:pos="1440"/>
+        </w:tabs>
+        <w:ind w:left="1440" w:hanging="360"/>
+      </w:pPr>
+      <w:rPr>
+        <w:rFonts w:ascii="Courier New" w:hAnsi="Courier New" w:hint="default"/>
+        <w:sz w:val="20"/>
+      </w:rPr>
+    </w:lvl>
+    <w:lvl w:ilvl="2" w:tentative="1">
+      <w:start w:val="1"/>
+      <w:numFmt w:val="bullet"/>
+      <w:lvlText w:val=""/>
+      <w:lvlJc w:val="left"/>
+      <w:pPr>
+        <w:tabs>
+          <w:tab w:val="num" w:pos="2160"/>
+        </w:tabs>
+        <w:ind w:left="2160" w:hanging="360"/>
+      </w:pPr>
+      <w:rPr>
+        <w:rFonts w:ascii="Wingdings" w:hAnsi="Wingdings" w:hint="default"/>
+        <w:sz w:val="20"/>
+      </w:rPr>
+    </w:lvl>
+    <w:lvl w:ilvl="3" w:tentative="1">
+      <w:start w:val="1"/>
+      <w:numFmt w:val="bullet"/>
+      <w:lvlText w:val=""/>
+      <w:lvlJc w:val="left"/>
+      <w:pPr>
+        <w:tabs>
+          <w:tab w:val="num" w:pos="2880"/>
+        </w:tabs>
+        <w:ind w:left="2880" w:hanging="360"/>
+      </w:pPr>
+      <w:rPr>
+        <w:rFonts w:ascii="Wingdings" w:hAnsi="Wingdings" w:hint="default"/>
+        <w:sz w:val="20"/>
+      </w:rPr>
+    </w:lvl>
+    <w:lvl w:ilvl="4" w:tentative="1">
+      <w:start w:val="1"/>
+      <w:numFmt w:val="bullet"/>
+      <w:lvlText w:val=""/>
+      <w:lvlJc w:val="left"/>
+      <w:pPr>
+        <w:tabs>
+          <w:tab w:val="num" w:pos="3600"/>
+        </w:tabs>
+        <w:ind w:left="3600" w:hanging="360"/>
+      </w:pPr>
+      <w:rPr>
+        <w:rFonts w:ascii="Wingdings" w:hAnsi="Wingdings" w:hint="default"/>
+        <w:sz w:val="20"/>
+      </w:rPr>
+    </w:lvl>
+    <w:lvl w:ilvl="5" w:tentative="1">
+      <w:start w:val="1"/>
+      <w:numFmt w:val="bullet"/>
+      <w:lvlText w:val=""/>
+      <w:lvlJc w:val="left"/>
+      <w:pPr>
+        <w:tabs>
+          <w:tab w:val="num" w:pos="4320"/>
+        </w:tabs>
+        <w:ind w:left="4320" w:hanging="360"/>
+      </w:pPr>
+      <w:rPr>
+        <w:rFonts w:ascii="Wingdings" w:hAnsi="Wingdings" w:hint="default"/>
+        <w:sz w:val="20"/>
+      </w:rPr>
+    </w:lvl>
+    <w:lvl w:ilvl="6" w:tentative="1">
+      <w:start w:val="1"/>
+      <w:numFmt w:val="bullet"/>
+      <w:lvlText w:val=""/>
+      <w:lvlJc w:val="left"/>
+      <w:pPr>
+        <w:tabs>
+          <w:tab w:val="num" w:pos="5040"/>
+        </w:tabs>
+        <w:ind w:left="5040" w:hanging="360"/>
+      </w:pPr>
+      <w:rPr>
+        <w:rFonts w:ascii="Wingdings" w:hAnsi="Wingdings" w:hint="default"/>
+        <w:sz w:val="20"/>
+      </w:rPr>
+    </w:lvl>
+    <w:lvl w:ilvl="7" w:tentative="1">
+      <w:start w:val="1"/>
+      <w:numFmt w:val="bullet"/>
+      <w:lvlText w:val=""/>
+      <w:lvlJc w:val="left"/>
+      <w:pPr>
+        <w:tabs>
+          <w:tab w:val="num" w:pos="5760"/>
+        </w:tabs>
+        <w:ind w:left="5760" w:hanging="360"/>
+      </w:pPr>
+      <w:rPr>
+        <w:rFonts w:ascii="Wingdings" w:hAnsi="Wingdings" w:hint="default"/>
+        <w:sz w:val="20"/>
+      </w:rPr>
+    </w:lvl>
+    <w:lvl w:ilvl="8" w:tentative="1">
+      <w:start w:val="1"/>
+      <w:numFmt w:val="bullet"/>
+      <w:lvlText w:val=""/>
+      <w:lvlJc w:val="left"/>
+      <w:pPr>
+        <w:tabs>
+          <w:tab w:val="num" w:pos="6480"/>
+        </w:tabs>
+        <w:ind w:left="6480" w:hanging="360"/>
+      </w:pPr>
+      <w:rPr>
+        <w:rFonts w:ascii="Wingdings" w:hAnsi="Wingdings" w:hint="default"/>
+        <w:sz w:val="20"/>
+      </w:rPr>
+    </w:lvl>
+  </w:abstractNum>
+  <w:abstractNum w:abstractNumId="2" w15:restartNumberingAfterBreak="0">
+    <w:nsid w:val="52B64F40"/>
+    <w:multiLevelType w:val="multilevel"/>
+    <w:tmpl w:val="422AA3FA"/>
+    <w:lvl w:ilvl="0">
+      <w:start w:val="1"/>
+      <w:numFmt w:val="bullet"/>
+      <w:lvlText w:val=""/>
+      <w:lvlJc w:val="left"/>
+      <w:pPr>
+        <w:tabs>
+          <w:tab w:val="num" w:pos="720"/>
+        </w:tabs>
+        <w:ind w:left="720" w:hanging="360"/>
+      </w:pPr>
+      <w:rPr>
+        <w:rFonts w:ascii="Symbol" w:hAnsi="Symbol" w:hint="default"/>
+        <w:sz w:val="20"/>
+      </w:rPr>
+    </w:lvl>
+    <w:lvl w:ilvl="1" w:tentative="1">
+      <w:start w:val="1"/>
+      <w:numFmt w:val="bullet"/>
+      <w:lvlText w:val="o"/>
+      <w:lvlJc w:val="left"/>
+      <w:pPr>
+        <w:tabs>
+          <w:tab w:val="num" w:pos="1440"/>
+        </w:tabs>
+        <w:ind w:left="1440" w:hanging="360"/>
+      </w:pPr>
+      <w:rPr>
+        <w:rFonts w:ascii="Courier New" w:hAnsi="Courier New" w:hint="default"/>
+        <w:sz w:val="20"/>
+      </w:rPr>
+    </w:lvl>
+    <w:lvl w:ilvl="2" w:tentative="1">
+      <w:start w:val="1"/>
+      <w:numFmt w:val="bullet"/>
+      <w:lvlText w:val=""/>
+      <w:lvlJc w:val="left"/>
+      <w:pPr>
+        <w:tabs>
+          <w:tab w:val="num" w:pos="2160"/>
+        </w:tabs>
+        <w:ind w:left="2160" w:hanging="360"/>
+      </w:pPr>
+      <w:rPr>
+        <w:rFonts w:ascii="Wingdings" w:hAnsi="Wingdings" w:hint="default"/>
+        <w:sz w:val="20"/>
+      </w:rPr>
+    </w:lvl>
+    <w:lvl w:ilvl="3" w:tentative="1">
+      <w:start w:val="1"/>
+      <w:numFmt w:val="bullet"/>
+      <w:lvlText w:val=""/>
+      <w:lvlJc w:val="left"/>
+      <w:pPr>
+        <w:tabs>
+          <w:tab w:val="num" w:pos="2880"/>
+        </w:tabs>
+        <w:ind w:left="2880" w:hanging="360"/>
+      </w:pPr>
+      <w:rPr>
+        <w:rFonts w:ascii="Wingdings" w:hAnsi="Wingdings" w:hint="default"/>
+        <w:sz w:val="20"/>
+      </w:rPr>
+    </w:lvl>
+    <w:lvl w:ilvl="4" w:tentative="1">
+      <w:start w:val="1"/>
+      <w:numFmt w:val="bullet"/>
+      <w:lvlText w:val=""/>
+      <w:lvlJc w:val="left"/>
+      <w:pPr>
+        <w:tabs>
+          <w:tab w:val="num" w:pos="3600"/>
+        </w:tabs>
+        <w:ind w:left="3600" w:hanging="360"/>
+      </w:pPr>
+      <w:rPr>
+        <w:rFonts w:ascii="Wingdings" w:hAnsi="Wingdings" w:hint="default"/>
+        <w:sz w:val="20"/>
+      </w:rPr>
+    </w:lvl>
+    <w:lvl w:ilvl="5" w:tentative="1">
+      <w:start w:val="1"/>
+      <w:numFmt w:val="bullet"/>
+      <w:lvlText w:val=""/>
+      <w:lvlJc w:val="left"/>
+      <w:pPr>
+        <w:tabs>
+          <w:tab w:val="num" w:pos="4320"/>
+        </w:tabs>
+        <w:ind w:left="4320" w:hanging="360"/>
+      </w:pPr>
+      <w:rPr>
+        <w:rFonts w:ascii="Wingdings" w:hAnsi="Wingdings" w:hint="default"/>
+        <w:sz w:val="20"/>
+      </w:rPr>
+    </w:lvl>
+    <w:lvl w:ilvl="6" w:tentative="1">
+      <w:start w:val="1"/>
+      <w:numFmt w:val="bullet"/>
+      <w:lvlText w:val=""/>
+      <w:lvlJc w:val="left"/>
+      <w:pPr>
+        <w:tabs>
+          <w:tab w:val="num" w:pos="5040"/>
+        </w:tabs>
+        <w:ind w:left="5040" w:hanging="360"/>
+      </w:pPr>
+      <w:rPr>
+        <w:rFonts w:ascii="Wingdings" w:hAnsi="Wingdings" w:hint="default"/>
+        <w:sz w:val="20"/>
+      </w:rPr>
+    </w:lvl>
+    <w:lvl w:ilvl="7" w:tentative="1">
+      <w:start w:val="1"/>
+      <w:numFmt w:val="bullet"/>
+      <w:lvlText w:val=""/>
+      <w:lvlJc w:val="left"/>
+      <w:pPr>
+        <w:tabs>
+          <w:tab w:val="num" w:pos="5760"/>
+        </w:tabs>
+        <w:ind w:left="5760" w:hanging="360"/>
+      </w:pPr>
+      <w:rPr>
+        <w:rFonts w:ascii="Wingdings" w:hAnsi="Wingdings" w:hint="default"/>
+        <w:sz w:val="20"/>
+      </w:rPr>
+    </w:lvl>
+    <w:lvl w:ilvl="8" w:tentative="1">
+      <w:start w:val="1"/>
+      <w:numFmt w:val="bullet"/>
+      <w:lvlText w:val=""/>
+      <w:lvlJc w:val="left"/>
+      <w:pPr>
+        <w:tabs>
+          <w:tab w:val="num" w:pos="6480"/>
+        </w:tabs>
+        <w:ind w:left="6480" w:hanging="360"/>
+      </w:pPr>
+      <w:rPr>
+        <w:rFonts w:ascii="Wingdings" w:hAnsi="Wingdings" w:hint="default"/>
+        <w:sz w:val="20"/>
+      </w:rPr>
+    </w:lvl>
+  </w:abstractNum>
+  <w:abstractNum w:abstractNumId="3" w15:restartNumberingAfterBreak="0">
+    <w:nsid w:val="616A6445"/>
+    <w:multiLevelType w:val="multilevel"/>
+    <w:tmpl w:val="E4F412BA"/>
+    <w:lvl w:ilvl="0">
+      <w:start w:val="1"/>
+      <w:numFmt w:val="bullet"/>
+      <w:lvlText w:val=""/>
+      <w:lvlJc w:val="left"/>
+      <w:pPr>
+        <w:tabs>
+          <w:tab w:val="num" w:pos="720"/>
+        </w:tabs>
+        <w:ind w:left="720" w:hanging="360"/>
+      </w:pPr>
+      <w:rPr>
+        <w:rFonts w:ascii="Symbol" w:hAnsi="Symbol" w:hint="default"/>
+        <w:sz w:val="20"/>
+      </w:rPr>
+    </w:lvl>
+    <w:lvl w:ilvl="1" w:tentative="1">
+      <w:start w:val="1"/>
+      <w:numFmt w:val="bullet"/>
+      <w:lvlText w:val="o"/>
+      <w:lvlJc w:val="left"/>
+      <w:pPr>
+        <w:tabs>
+          <w:tab w:val="num" w:pos="1440"/>
+        </w:tabs>
+        <w:ind w:left="1440" w:hanging="360"/>
+      </w:pPr>
+      <w:rPr>
+        <w:rFonts w:ascii="Courier New" w:hAnsi="Courier New" w:hint="default"/>
+        <w:sz w:val="20"/>
+      </w:rPr>
+    </w:lvl>
+    <w:lvl w:ilvl="2" w:tentative="1">
+      <w:start w:val="1"/>
+      <w:numFmt w:val="bullet"/>
+      <w:lvlText w:val=""/>
+      <w:lvlJc w:val="left"/>
+      <w:pPr>
+        <w:tabs>
+          <w:tab w:val="num" w:pos="2160"/>
+        </w:tabs>
+        <w:ind w:left="2160" w:hanging="360"/>
+      </w:pPr>
+      <w:rPr>
+        <w:rFonts w:ascii="Wingdings" w:hAnsi="Wingdings" w:hint="default"/>
+        <w:sz w:val="20"/>
+      </w:rPr>
+    </w:lvl>
+    <w:lvl w:ilvl="3" w:tentative="1">
+      <w:start w:val="1"/>
+      <w:numFmt w:val="bullet"/>
+      <w:lvlText w:val=""/>
+      <w:lvlJc w:val="left"/>
+      <w:pPr>
+        <w:tabs>
+          <w:tab w:val="num" w:pos="2880"/>
+        </w:tabs>
+        <w:ind w:left="2880" w:hanging="360"/>
+      </w:pPr>
+      <w:rPr>
+        <w:rFonts w:ascii="Wingdings" w:hAnsi="Wingdings" w:hint="default"/>
+        <w:sz w:val="20"/>
+      </w:rPr>
+    </w:lvl>
+    <w:lvl w:ilvl="4" w:tentative="1">
+      <w:start w:val="1"/>
+      <w:numFmt w:val="bullet"/>
+      <w:lvlText w:val=""/>
+      <w:lvlJc w:val="left"/>
+      <w:pPr>
+        <w:tabs>
+          <w:tab w:val="num" w:pos="3600"/>
+        </w:tabs>
+        <w:ind w:left="3600" w:hanging="360"/>
+      </w:pPr>
+      <w:rPr>
+        <w:rFonts w:ascii="Wingdings" w:hAnsi="Wingdings" w:hint="default"/>
+        <w:sz w:val="20"/>
+      </w:rPr>
+    </w:lvl>
+    <w:lvl w:ilvl="5" w:tentative="1">
+      <w:start w:val="1"/>
+      <w:numFmt w:val="bullet"/>
+      <w:lvlText w:val=""/>
+      <w:lvlJc w:val="left"/>
+      <w:pPr>
+        <w:tabs>
+          <w:tab w:val="num" w:pos="4320"/>
+        </w:tabs>
+        <w:ind w:left="4320" w:hanging="360"/>
+      </w:pPr>
+      <w:rPr>
+        <w:rFonts w:ascii="Wingdings" w:hAnsi="Wingdings" w:hint="default"/>
+        <w:sz w:val="20"/>
+      </w:rPr>
+    </w:lvl>
+    <w:lvl w:ilvl="6" w:tentative="1">
+      <w:start w:val="1"/>
+      <w:numFmt w:val="bullet"/>
+      <w:lvlText w:val=""/>
+      <w:lvlJc w:val="left"/>
+      <w:pPr>
+        <w:tabs>
+          <w:tab w:val="num" w:pos="5040"/>
+        </w:tabs>
+        <w:ind w:left="5040" w:hanging="360"/>
+      </w:pPr>
+      <w:rPr>
+        <w:rFonts w:ascii="Wingdings" w:hAnsi="Wingdings" w:hint="default"/>
+        <w:sz w:val="20"/>
+      </w:rPr>
+    </w:lvl>
+    <w:lvl w:ilvl="7" w:tentative="1">
+      <w:start w:val="1"/>
+      <w:numFmt w:val="bullet"/>
+      <w:lvlText w:val=""/>
+      <w:lvlJc w:val="left"/>
+      <w:pPr>
+        <w:tabs>
+          <w:tab w:val="num" w:pos="5760"/>
+        </w:tabs>
+        <w:ind w:left="5760" w:hanging="360"/>
+      </w:pPr>
+      <w:rPr>
+        <w:rFonts w:ascii="Wingdings" w:hAnsi="Wingdings" w:hint="default"/>
+        <w:sz w:val="20"/>
+      </w:rPr>
+    </w:lvl>
+    <w:lvl w:ilvl="8" w:tentative="1">
+      <w:start w:val="1"/>
+      <w:numFmt w:val="bullet"/>
+      <w:lvlText w:val=""/>
+      <w:lvlJc w:val="left"/>
+      <w:pPr>
+        <w:tabs>
+          <w:tab w:val="num" w:pos="6480"/>
+        </w:tabs>
+        <w:ind w:left="6480" w:hanging="360"/>
+      </w:pPr>
+      <w:rPr>
+        <w:rFonts w:ascii="Wingdings" w:hAnsi="Wingdings" w:hint="default"/>
+        <w:sz w:val="20"/>
+      </w:rPr>
+    </w:lvl>
+  </w:abstractNum>
+  <w:num w:numId="1" w16cid:durableId="1800611096">
+    <w:abstractNumId w:val="1"/>
+  </w:num>
+  <w:num w:numId="2" w16cid:durableId="290064954">
+    <w:abstractNumId w:val="2"/>
+  </w:num>
+  <w:num w:numId="3" w16cid:durableId="1129977579">
+    <w:abstractNumId w:val="0"/>
+  </w:num>
+  <w:num w:numId="4" w16cid:durableId="1829054264">
+    <w:abstractNumId w:val="3"/>
+  </w:num>
+</w:numbering>
+</file>
+
 <file path=word/styles.xml><?xml version="1.0" encoding="utf-8"?>
 <w:styles xmlns:mc="http://schemas.openxmlformats.org/markup-compatibility/2006" xmlns:r="http://schemas.openxmlformats.org/officeDocument/2006/relationships" xmlns:w="http://schemas.openxmlformats.org/wordprocessingml/2006/main" xmlns:w14="http://schemas.microsoft.com/office/word/2010/wordml" xmlns:w15="http://schemas.microsoft.com/office/word/2012/wordml" xmlns:w16cex="http://schemas.microsoft.com/office/word/2018/wordml/cex" xmlns:w16cid="http://schemas.microsoft.com/office/word/2016/wordml/cid" xmlns:w16="http://schemas.microsoft.com/office/word/2018/wordml" xmlns:w16du="http://schemas.microsoft.com/office/word/2023/wordml/word16du" xmlns:w16sdtdh="http://schemas.microsoft.com/office/word/2020/wordml/sdtdatahash" xmlns:w16sdtfl="http://schemas.microsoft.com/office/word/2024/wordml/sdtformatlock" xmlns:w16se="http://schemas.microsoft.com/office/word/2015/wordml/symex" mc:Ignorable="w14 w15 w16se w16cid w16 w16cex w16sdtdh w16sdtfl w16du">
   <w:docDefaults>
@@ -3453,6 +5671,7 @@
     <w:lsdException w:name="footer" w:uiPriority="99"/>
     <w:lsdException w:name="caption" w:qFormat="1"/>
     <w:lsdException w:name="Title" w:qFormat="1"/>
+    <w:lsdException w:name="Body Text" w:qFormat="1"/>
     <w:lsdException w:name="Subtitle" w:qFormat="1"/>
     <w:lsdException w:name="Strong" w:qFormat="1"/>
     <w:lsdException w:name="Emphasis" w:qFormat="1"/>
@@ -3846,6 +6065,7 @@
     <w:name w:val="Body Text"/>
     <w:basedOn w:val="a"/>
     <w:link w:val="ab"/>
+    <w:qFormat/>
     <w:rsid w:val="00A03F9D"/>
     <w:pPr>
       <w:spacing w:after="120"/>
